--- a/4. 人工智能应用/AI-Coding/3. OpenClaw.docx
+++ b/4. 人工智能应用/AI-Coding/3. OpenClaw.docx
@@ -16,23 +16,12 @@
     <w:p>
       <w:pPr>
         <w:ind w:firstLine="420"/>
-        <w:rPr>
-          <w:rFonts w:hint="eastAsia"/>
-        </w:rPr>
-      </w:pPr>
-      <w:proofErr w:type="spellStart"/>
-      <w:r>
-        <w:rPr>
-          <w:rFonts w:hint="eastAsia"/>
-        </w:rPr>
-        <w:t>OpenClaw</w:t>
-      </w:r>
-      <w:proofErr w:type="spellEnd"/>
-      <w:r>
-        <w:rPr>
-          <w:rFonts w:hint="eastAsia"/>
-        </w:rPr>
-        <w:t xml:space="preserve"> </w:t>
+      </w:pPr>
+      <w:r>
+        <w:rPr>
+          <w:rFonts w:hint="eastAsia"/>
+        </w:rPr>
+        <w:t xml:space="preserve">OpenClaw </w:t>
       </w:r>
       <w:r>
         <w:rPr>
@@ -175,19 +164,11 @@
         </w:rPr>
         <w:t>、</w:t>
       </w:r>
-      <w:proofErr w:type="spellStart"/>
-      <w:r>
-        <w:rPr>
-          <w:rFonts w:hint="eastAsia"/>
-        </w:rPr>
-        <w:t>Zalo</w:t>
-      </w:r>
-      <w:proofErr w:type="spellEnd"/>
-      <w:r>
-        <w:rPr>
-          <w:rFonts w:hint="eastAsia"/>
-        </w:rPr>
-        <w:t xml:space="preserve"> </w:t>
+      <w:r>
+        <w:rPr>
+          <w:rFonts w:hint="eastAsia"/>
+        </w:rPr>
+        <w:t xml:space="preserve">Zalo </w:t>
       </w:r>
       <w:r>
         <w:rPr>
@@ -247,9 +228,6 @@
     <w:p>
       <w:pPr>
         <w:ind w:firstLine="420"/>
-        <w:rPr>
-          <w:rFonts w:hint="eastAsia"/>
-        </w:rPr>
       </w:pPr>
       <w:r>
         <w:rPr>
@@ -282,7 +260,6 @@
       <w:pPr>
         <w:ind w:firstLine="420"/>
         <w:rPr>
-          <w:rFonts w:hint="eastAsia"/>
           <w:b/>
           <w:bCs/>
         </w:rPr>
@@ -299,9 +276,6 @@
     <w:p>
       <w:pPr>
         <w:ind w:firstLine="420"/>
-        <w:rPr>
-          <w:rFonts w:hint="eastAsia"/>
-        </w:rPr>
       </w:pPr>
       <w:r>
         <w:rPr>
@@ -313,9 +287,6 @@
     <w:p>
       <w:pPr>
         <w:ind w:firstLine="420"/>
-        <w:rPr>
-          <w:rFonts w:hint="eastAsia"/>
-        </w:rPr>
       </w:pPr>
       <w:r>
         <w:rPr>
@@ -339,9 +310,6 @@
     <w:p>
       <w:pPr>
         <w:ind w:firstLine="420"/>
-        <w:rPr>
-          <w:rFonts w:hint="eastAsia"/>
-        </w:rPr>
       </w:pPr>
       <w:r>
         <w:rPr>
@@ -353,9 +321,6 @@
     <w:p>
       <w:pPr>
         <w:ind w:firstLine="420"/>
-        <w:rPr>
-          <w:rFonts w:hint="eastAsia"/>
-        </w:rPr>
       </w:pPr>
       <w:r>
         <w:rPr>
@@ -451,9 +416,6 @@
     <w:p>
       <w:pPr>
         <w:pStyle w:val="3"/>
-        <w:rPr>
-          <w:rFonts w:hint="eastAsia"/>
-        </w:rPr>
       </w:pPr>
       <w:r>
         <w:rPr>
@@ -465,9 +427,6 @@
     <w:p>
       <w:pPr>
         <w:ind w:firstLine="420"/>
-        <w:rPr>
-          <w:rFonts w:hint="eastAsia"/>
-        </w:rPr>
       </w:pPr>
       <w:r>
         <w:rPr>
@@ -541,19 +500,11 @@
         </w:rPr>
         <w:t>、</w:t>
       </w:r>
-      <w:proofErr w:type="spellStart"/>
-      <w:r>
-        <w:rPr>
-          <w:rFonts w:hint="eastAsia"/>
-        </w:rPr>
-        <w:t>WebChat</w:t>
-      </w:r>
-      <w:proofErr w:type="spellEnd"/>
-      <w:r>
-        <w:rPr>
-          <w:rFonts w:hint="eastAsia"/>
-        </w:rPr>
-        <w:t xml:space="preserve"> </w:t>
+      <w:r>
+        <w:rPr>
+          <w:rFonts w:hint="eastAsia"/>
+        </w:rPr>
+        <w:t xml:space="preserve">WebChat </w:t>
       </w:r>
       <w:r>
         <w:rPr>
@@ -577,9 +528,6 @@
     <w:p>
       <w:pPr>
         <w:ind w:firstLine="420"/>
-        <w:rPr>
-          <w:rFonts w:hint="eastAsia"/>
-        </w:rPr>
       </w:pPr>
       <w:r>
         <w:rPr>
@@ -591,9 +539,6 @@
     <w:p>
       <w:pPr>
         <w:ind w:firstLine="420"/>
-        <w:rPr>
-          <w:rFonts w:hint="eastAsia"/>
-        </w:rPr>
       </w:pPr>
       <w:r>
         <w:rPr>
@@ -685,19 +630,11 @@
         </w:rPr>
         <w:t>、</w:t>
       </w:r>
-      <w:proofErr w:type="spellStart"/>
-      <w:r>
-        <w:rPr>
-          <w:rFonts w:hint="eastAsia"/>
-        </w:rPr>
-        <w:t>WebChat</w:t>
-      </w:r>
-      <w:proofErr w:type="spellEnd"/>
-      <w:r>
-        <w:rPr>
-          <w:rFonts w:hint="eastAsia"/>
-        </w:rPr>
-        <w:t xml:space="preserve"> </w:t>
+      <w:r>
+        <w:rPr>
+          <w:rFonts w:hint="eastAsia"/>
+        </w:rPr>
+        <w:t xml:space="preserve">WebChat </w:t>
       </w:r>
       <w:r>
         <w:rPr>
@@ -715,9 +652,6 @@
     <w:p>
       <w:pPr>
         <w:ind w:firstLine="420"/>
-        <w:rPr>
-          <w:rFonts w:hint="eastAsia"/>
-        </w:rPr>
       </w:pPr>
       <w:r>
         <w:rPr>
@@ -761,14 +695,12 @@
         </w:rPr>
         <w:t>、</w:t>
       </w:r>
-      <w:proofErr w:type="spellStart"/>
       <w:r>
         <w:rPr>
           <w:rFonts w:hint="eastAsia"/>
         </w:rPr>
         <w:t>Mattermost</w:t>
       </w:r>
-      <w:proofErr w:type="spellEnd"/>
       <w:r>
         <w:rPr>
           <w:rFonts w:hint="eastAsia"/>
@@ -787,19 +719,11 @@
         </w:rPr>
         <w:t>、</w:t>
       </w:r>
-      <w:proofErr w:type="spellStart"/>
-      <w:r>
-        <w:rPr>
-          <w:rFonts w:hint="eastAsia"/>
-        </w:rPr>
-        <w:t>Nextcloud</w:t>
-      </w:r>
-      <w:proofErr w:type="spellEnd"/>
-      <w:r>
-        <w:rPr>
-          <w:rFonts w:hint="eastAsia"/>
-        </w:rPr>
-        <w:t xml:space="preserve"> Talk</w:t>
+      <w:r>
+        <w:rPr>
+          <w:rFonts w:hint="eastAsia"/>
+        </w:rPr>
+        <w:t>Nextcloud Talk</w:t>
       </w:r>
       <w:r>
         <w:rPr>
@@ -807,14 +731,12 @@
         </w:rPr>
         <w:t>、</w:t>
       </w:r>
-      <w:proofErr w:type="spellStart"/>
       <w:r>
         <w:rPr>
           <w:rFonts w:hint="eastAsia"/>
         </w:rPr>
         <w:t>Nostr</w:t>
       </w:r>
-      <w:proofErr w:type="spellEnd"/>
       <w:r>
         <w:rPr>
           <w:rFonts w:hint="eastAsia"/>
@@ -845,14 +767,12 @@
         </w:rPr>
         <w:t>、</w:t>
       </w:r>
-      <w:proofErr w:type="spellStart"/>
       <w:r>
         <w:rPr>
           <w:rFonts w:hint="eastAsia"/>
         </w:rPr>
         <w:t>Tlon</w:t>
       </w:r>
-      <w:proofErr w:type="spellEnd"/>
       <w:r>
         <w:rPr>
           <w:rFonts w:hint="eastAsia"/>
@@ -871,19 +791,11 @@
         </w:rPr>
         <w:t>、</w:t>
       </w:r>
-      <w:proofErr w:type="spellStart"/>
-      <w:r>
-        <w:rPr>
-          <w:rFonts w:hint="eastAsia"/>
-        </w:rPr>
-        <w:t>Zalo</w:t>
-      </w:r>
-      <w:proofErr w:type="spellEnd"/>
-      <w:r>
-        <w:rPr>
-          <w:rFonts w:hint="eastAsia"/>
-        </w:rPr>
-        <w:t xml:space="preserve"> </w:t>
+      <w:r>
+        <w:rPr>
+          <w:rFonts w:hint="eastAsia"/>
+        </w:rPr>
+        <w:t xml:space="preserve">Zalo </w:t>
       </w:r>
       <w:r>
         <w:rPr>
@@ -895,29 +807,12 @@
         <w:rPr>
           <w:rFonts w:hint="eastAsia"/>
         </w:rPr>
-        <w:t xml:space="preserve"> </w:t>
-      </w:r>
-      <w:proofErr w:type="spellStart"/>
-      <w:r>
-        <w:rPr>
-          <w:rFonts w:hint="eastAsia"/>
-        </w:rPr>
-        <w:t>Zalo</w:t>
-      </w:r>
-      <w:proofErr w:type="spellEnd"/>
-      <w:r>
-        <w:rPr>
-          <w:rFonts w:hint="eastAsia"/>
-        </w:rPr>
-        <w:t xml:space="preserve"> Personal</w:t>
-      </w:r>
-    </w:p>
-    <w:p>
-      <w:pPr>
-        <w:ind w:firstLine="420"/>
-        <w:rPr>
-          <w:rFonts w:hint="eastAsia"/>
-        </w:rPr>
+        <w:t xml:space="preserve"> Zalo Personal</w:t>
+      </w:r>
+    </w:p>
+    <w:p>
+      <w:pPr>
+        <w:ind w:firstLine="420"/>
       </w:pPr>
       <w:r>
         <w:rPr>
@@ -953,30 +848,13 @@
     <w:p>
       <w:pPr>
         <w:ind w:firstLine="420"/>
-        <w:rPr>
-          <w:rFonts w:hint="eastAsia"/>
-        </w:rPr>
       </w:pPr>
       <w:r>
         <w:rPr>
           <w:rFonts w:hint="eastAsia"/>
         </w:rPr>
         <w:lastRenderedPageBreak/>
-        <w:t>第三</w:t>
-      </w:r>
-      <w:proofErr w:type="gramStart"/>
-      <w:r>
-        <w:rPr>
-          <w:rFonts w:hint="eastAsia"/>
-        </w:rPr>
-        <w:t>方渠道</w:t>
-      </w:r>
-      <w:proofErr w:type="gramEnd"/>
-      <w:r>
-        <w:rPr>
-          <w:rFonts w:hint="eastAsia"/>
-        </w:rPr>
-        <w:t>插件可以进一步扩展</w:t>
+        <w:t>第三方渠道插件可以进一步扩展</w:t>
       </w:r>
       <w:r>
         <w:rPr>
@@ -1000,9 +878,6 @@
     <w:p>
       <w:pPr>
         <w:ind w:firstLine="420"/>
-        <w:rPr>
-          <w:rFonts w:hint="eastAsia"/>
-        </w:rPr>
       </w:pPr>
       <w:r>
         <w:rPr>
@@ -1014,9 +889,6 @@
     <w:p>
       <w:pPr>
         <w:ind w:firstLine="420"/>
-        <w:rPr>
-          <w:rFonts w:hint="eastAsia"/>
-        </w:rPr>
       </w:pPr>
       <w:r>
         <w:rPr>
@@ -1028,9 +900,6 @@
     <w:p>
       <w:pPr>
         <w:pStyle w:val="3"/>
-        <w:rPr>
-          <w:rFonts w:hint="eastAsia"/>
-        </w:rPr>
       </w:pPr>
       <w:r>
         <w:rPr>
@@ -1042,9 +911,6 @@
     <w:p>
       <w:pPr>
         <w:ind w:firstLine="420"/>
-        <w:rPr>
-          <w:rFonts w:hint="eastAsia"/>
-        </w:rPr>
       </w:pPr>
       <w:r>
         <w:rPr>
@@ -1064,19 +930,11 @@
         </w:rPr>
         <w:t>、</w:t>
       </w:r>
-      <w:proofErr w:type="spellStart"/>
-      <w:r>
-        <w:rPr>
-          <w:rFonts w:hint="eastAsia"/>
-        </w:rPr>
-        <w:t>Nextcloud</w:t>
-      </w:r>
-      <w:proofErr w:type="spellEnd"/>
-      <w:r>
-        <w:rPr>
-          <w:rFonts w:hint="eastAsia"/>
-        </w:rPr>
-        <w:t xml:space="preserve"> Talk</w:t>
+      <w:r>
+        <w:rPr>
+          <w:rFonts w:hint="eastAsia"/>
+        </w:rPr>
+        <w:t>Nextcloud Talk</w:t>
       </w:r>
       <w:r>
         <w:rPr>
@@ -1084,14 +942,12 @@
         </w:rPr>
         <w:t>、</w:t>
       </w:r>
-      <w:proofErr w:type="spellStart"/>
       <w:r>
         <w:rPr>
           <w:rFonts w:hint="eastAsia"/>
         </w:rPr>
         <w:t>Nostr</w:t>
       </w:r>
-      <w:proofErr w:type="spellEnd"/>
       <w:r>
         <w:rPr>
           <w:rFonts w:hint="eastAsia"/>
@@ -1110,19 +966,11 @@
         </w:rPr>
         <w:t>、</w:t>
       </w:r>
-      <w:proofErr w:type="spellStart"/>
-      <w:r>
-        <w:rPr>
-          <w:rFonts w:hint="eastAsia"/>
-        </w:rPr>
-        <w:t>Zalo</w:t>
-      </w:r>
-      <w:proofErr w:type="spellEnd"/>
-      <w:r>
-        <w:rPr>
-          <w:rFonts w:hint="eastAsia"/>
-        </w:rPr>
-        <w:t xml:space="preserve"> </w:t>
+      <w:r>
+        <w:rPr>
+          <w:rFonts w:hint="eastAsia"/>
+        </w:rPr>
+        <w:t xml:space="preserve">Zalo </w:t>
       </w:r>
       <w:r>
         <w:rPr>
@@ -1134,9 +982,6 @@
     <w:p>
       <w:pPr>
         <w:pStyle w:val="3"/>
-        <w:rPr>
-          <w:rFonts w:hint="eastAsia"/>
-        </w:rPr>
       </w:pPr>
       <w:r>
         <w:rPr>
@@ -1154,9 +999,6 @@
     <w:p>
       <w:pPr>
         <w:ind w:firstLine="420"/>
-        <w:rPr>
-          <w:rFonts w:hint="eastAsia"/>
-        </w:rPr>
       </w:pPr>
       <w:r>
         <w:rPr>
@@ -1180,9 +1022,6 @@
     <w:p>
       <w:pPr>
         <w:ind w:firstLine="420"/>
-        <w:rPr>
-          <w:rFonts w:hint="eastAsia"/>
-        </w:rPr>
       </w:pPr>
       <w:r>
         <w:rPr>
@@ -1200,9 +1039,6 @@
     <w:p>
       <w:pPr>
         <w:ind w:firstLine="420"/>
-        <w:rPr>
-          <w:rFonts w:hint="eastAsia"/>
-        </w:rPr>
       </w:pPr>
       <w:r>
         <w:rPr>
@@ -1226,9 +1062,6 @@
     <w:p>
       <w:pPr>
         <w:ind w:firstLine="420"/>
-        <w:rPr>
-          <w:rFonts w:hint="eastAsia"/>
-        </w:rPr>
       </w:pPr>
       <w:r>
         <w:rPr>
@@ -1252,9 +1085,6 @@
     <w:p>
       <w:pPr>
         <w:ind w:firstLine="420"/>
-        <w:rPr>
-          <w:rFonts w:hint="eastAsia"/>
-        </w:rPr>
       </w:pPr>
       <w:r>
         <w:rPr>
@@ -1289,9 +1119,6 @@
     <w:p>
       <w:pPr>
         <w:pStyle w:val="3"/>
-        <w:rPr>
-          <w:rFonts w:hint="eastAsia"/>
-        </w:rPr>
       </w:pPr>
       <w:r>
         <w:rPr>
@@ -1303,9 +1130,6 @@
     <w:p>
       <w:pPr>
         <w:ind w:firstLine="420"/>
-        <w:rPr>
-          <w:rFonts w:hint="eastAsia"/>
-        </w:rPr>
       </w:pPr>
       <w:r>
         <w:rPr>
@@ -1317,9 +1141,6 @@
     <w:p>
       <w:pPr>
         <w:ind w:firstLine="420"/>
-        <w:rPr>
-          <w:rFonts w:hint="eastAsia"/>
-        </w:rPr>
       </w:pPr>
       <w:r>
         <w:rPr>
@@ -1327,19 +1148,11 @@
         </w:rPr>
         <w:t xml:space="preserve">35+ </w:t>
       </w:r>
-      <w:proofErr w:type="gramStart"/>
-      <w:r>
-        <w:rPr>
-          <w:rFonts w:hint="eastAsia"/>
-        </w:rPr>
-        <w:t>个</w:t>
-      </w:r>
-      <w:proofErr w:type="gramEnd"/>
-      <w:r>
-        <w:rPr>
-          <w:rFonts w:hint="eastAsia"/>
-        </w:rPr>
-        <w:t>模型提供商（</w:t>
+      <w:r>
+        <w:rPr>
+          <w:rFonts w:hint="eastAsia"/>
+        </w:rPr>
+        <w:t>个模型提供商（</w:t>
       </w:r>
       <w:r>
         <w:rPr>
@@ -1381,9 +1194,6 @@
     <w:p>
       <w:pPr>
         <w:ind w:firstLine="420"/>
-        <w:rPr>
-          <w:rFonts w:hint="eastAsia"/>
-        </w:rPr>
       </w:pPr>
       <w:r>
         <w:rPr>
@@ -1419,9 +1229,6 @@
     <w:p>
       <w:pPr>
         <w:ind w:left="420"/>
-        <w:rPr>
-          <w:rFonts w:hint="eastAsia"/>
-        </w:rPr>
       </w:pPr>
       <w:r>
         <w:rPr>
@@ -1429,42 +1236,36 @@
         </w:rPr>
         <w:t>支持自定义和自托管提供商（</w:t>
       </w:r>
-      <w:proofErr w:type="spellStart"/>
       <w:r>
         <w:rPr>
           <w:rFonts w:hint="eastAsia"/>
         </w:rPr>
         <w:t>vLLM</w:t>
       </w:r>
-      <w:proofErr w:type="spellEnd"/>
       <w:r>
         <w:rPr>
           <w:rFonts w:hint="eastAsia"/>
         </w:rPr>
         <w:t>、</w:t>
       </w:r>
-      <w:proofErr w:type="spellStart"/>
       <w:r>
         <w:rPr>
           <w:rFonts w:hint="eastAsia"/>
         </w:rPr>
         <w:t>SGLang</w:t>
       </w:r>
-      <w:proofErr w:type="spellEnd"/>
       <w:r>
         <w:rPr>
           <w:rFonts w:hint="eastAsia"/>
         </w:rPr>
         <w:t>、</w:t>
       </w:r>
-      <w:proofErr w:type="spellStart"/>
       <w:r>
         <w:rPr>
           <w:rFonts w:hint="eastAsia"/>
         </w:rPr>
         <w:t>Ollama</w:t>
       </w:r>
-      <w:proofErr w:type="spellEnd"/>
       <w:r>
         <w:rPr>
           <w:rFonts w:hint="eastAsia"/>
@@ -1499,9 +1300,6 @@
     <w:p>
       <w:pPr>
         <w:pStyle w:val="3"/>
-        <w:rPr>
-          <w:rFonts w:hint="eastAsia"/>
-        </w:rPr>
       </w:pPr>
       <w:r>
         <w:rPr>
@@ -1513,9 +1311,6 @@
     <w:p>
       <w:pPr>
         <w:ind w:firstLine="420"/>
-        <w:rPr>
-          <w:rFonts w:hint="eastAsia"/>
-        </w:rPr>
       </w:pPr>
       <w:r>
         <w:rPr>
@@ -1539,9 +1334,6 @@
     <w:p>
       <w:pPr>
         <w:ind w:firstLine="420"/>
-        <w:rPr>
-          <w:rFonts w:hint="eastAsia"/>
-        </w:rPr>
       </w:pPr>
       <w:r>
         <w:rPr>
@@ -1553,9 +1345,6 @@
     <w:p>
       <w:pPr>
         <w:ind w:firstLine="420"/>
-        <w:rPr>
-          <w:rFonts w:hint="eastAsia"/>
-        </w:rPr>
       </w:pPr>
       <w:r>
         <w:rPr>
@@ -1567,9 +1356,6 @@
     <w:p>
       <w:pPr>
         <w:ind w:firstLine="420"/>
-        <w:rPr>
-          <w:rFonts w:hint="eastAsia"/>
-        </w:rPr>
       </w:pPr>
       <w:r>
         <w:rPr>
@@ -1581,9 +1367,6 @@
     <w:p>
       <w:pPr>
         <w:ind w:firstLine="420"/>
-        <w:rPr>
-          <w:rFonts w:hint="eastAsia"/>
-        </w:rPr>
       </w:pPr>
       <w:r>
         <w:rPr>
@@ -1606,9 +1389,6 @@
     <w:p>
       <w:pPr>
         <w:pStyle w:val="3"/>
-        <w:rPr>
-          <w:rFonts w:hint="eastAsia"/>
-        </w:rPr>
       </w:pPr>
       <w:r>
         <w:rPr>
@@ -1626,9 +1406,6 @@
     <w:p>
       <w:pPr>
         <w:ind w:firstLine="420"/>
-        <w:rPr>
-          <w:rFonts w:hint="eastAsia"/>
-        </w:rPr>
       </w:pPr>
       <w:r>
         <w:rPr>
@@ -1670,9 +1447,6 @@
     <w:p>
       <w:pPr>
         <w:ind w:firstLine="420"/>
-        <w:rPr>
-          <w:rFonts w:hint="eastAsia"/>
-        </w:rPr>
       </w:pPr>
       <w:r>
         <w:rPr>
@@ -1684,24 +1458,13 @@
     <w:p>
       <w:pPr>
         <w:ind w:firstLine="420"/>
-        <w:rPr>
-          <w:rFonts w:hint="eastAsia"/>
-        </w:rPr>
-      </w:pPr>
-      <w:proofErr w:type="spellStart"/>
+      </w:pPr>
       <w:r>
         <w:rPr>
           <w:rFonts w:hint="eastAsia"/>
         </w:rPr>
         <w:lastRenderedPageBreak/>
-        <w:t>WebChat</w:t>
-      </w:r>
-      <w:proofErr w:type="spellEnd"/>
-      <w:r>
-        <w:rPr>
-          <w:rFonts w:hint="eastAsia"/>
-        </w:rPr>
-        <w:t xml:space="preserve"> </w:t>
+        <w:t xml:space="preserve">WebChat </w:t>
       </w:r>
       <w:r>
         <w:rPr>
@@ -1719,9 +1482,6 @@
     <w:p>
       <w:pPr>
         <w:ind w:firstLine="420"/>
-        <w:rPr>
-          <w:rFonts w:hint="eastAsia"/>
-        </w:rPr>
       </w:pPr>
       <w:r>
         <w:rPr>
@@ -1733,29 +1493,12 @@
         <w:rPr>
           <w:rFonts w:hint="eastAsia"/>
         </w:rPr>
-        <w:t>菜单</w:t>
-      </w:r>
-      <w:proofErr w:type="gramStart"/>
-      <w:r>
-        <w:rPr>
-          <w:rFonts w:hint="eastAsia"/>
-        </w:rPr>
-        <w:t>栏配套</w:t>
-      </w:r>
-      <w:proofErr w:type="gramEnd"/>
-      <w:r>
-        <w:rPr>
-          <w:rFonts w:hint="eastAsia"/>
-        </w:rPr>
-        <w:t>应用</w:t>
-      </w:r>
-    </w:p>
-    <w:p>
-      <w:pPr>
-        <w:ind w:firstLine="420"/>
-        <w:rPr>
-          <w:rFonts w:hint="eastAsia"/>
-        </w:rPr>
+        <w:t>菜单栏配套应用</w:t>
+      </w:r>
+    </w:p>
+    <w:p>
+      <w:pPr>
+        <w:ind w:firstLine="420"/>
       </w:pPr>
       <w:r>
         <w:rPr>
@@ -1826,9 +1569,6 @@
     <w:p>
       <w:pPr>
         <w:pStyle w:val="3"/>
-        <w:rPr>
-          <w:rFonts w:hint="eastAsia"/>
-        </w:rPr>
       </w:pPr>
       <w:r>
         <w:rPr>
@@ -1887,9 +1627,6 @@
     <w:p>
       <w:pPr>
         <w:pStyle w:val="3"/>
-        <w:rPr>
-          <w:rFonts w:hint="eastAsia"/>
-        </w:rPr>
       </w:pPr>
       <w:r>
         <w:rPr>
@@ -1901,9 +1638,6 @@
     <w:p>
       <w:pPr>
         <w:ind w:firstLine="420"/>
-        <w:rPr>
-          <w:rFonts w:hint="eastAsia"/>
-        </w:rPr>
       </w:pPr>
       <w:r>
         <w:rPr>
@@ -1915,9 +1649,6 @@
     <w:p>
       <w:pPr>
         <w:ind w:firstLine="420"/>
-        <w:rPr>
-          <w:rFonts w:hint="eastAsia"/>
-        </w:rPr>
       </w:pPr>
       <w:r>
         <w:rPr>
@@ -1941,9 +1672,6 @@
     <w:p>
       <w:pPr>
         <w:ind w:left="420"/>
-        <w:rPr>
-          <w:rFonts w:hint="eastAsia"/>
-        </w:rPr>
       </w:pPr>
       <w:r>
         <w:rPr>
@@ -1993,14 +1721,12 @@
         </w:rPr>
         <w:t>、</w:t>
       </w:r>
-      <w:proofErr w:type="spellStart"/>
       <w:r>
         <w:rPr>
           <w:rFonts w:hint="eastAsia"/>
         </w:rPr>
         <w:t>Firecrawl</w:t>
       </w:r>
-      <w:proofErr w:type="spellEnd"/>
       <w:r>
         <w:rPr>
           <w:rFonts w:hint="eastAsia"/>
@@ -2043,19 +1769,11 @@
         </w:rPr>
         <w:t>、</w:t>
       </w:r>
-      <w:proofErr w:type="spellStart"/>
-      <w:r>
-        <w:rPr>
-          <w:rFonts w:hint="eastAsia"/>
-        </w:rPr>
-        <w:t>MiniMax</w:t>
-      </w:r>
-      <w:proofErr w:type="spellEnd"/>
-      <w:r>
-        <w:rPr>
-          <w:rFonts w:hint="eastAsia"/>
-        </w:rPr>
-        <w:t xml:space="preserve"> Search</w:t>
+      <w:r>
+        <w:rPr>
+          <w:rFonts w:hint="eastAsia"/>
+        </w:rPr>
+        <w:t>MiniMax Search</w:t>
       </w:r>
       <w:r>
         <w:rPr>
@@ -2063,19 +1781,11 @@
         </w:rPr>
         <w:t>、</w:t>
       </w:r>
-      <w:proofErr w:type="spellStart"/>
-      <w:r>
-        <w:rPr>
-          <w:rFonts w:hint="eastAsia"/>
-        </w:rPr>
-        <w:t>Ollama</w:t>
-      </w:r>
-      <w:proofErr w:type="spellEnd"/>
-      <w:r>
-        <w:rPr>
-          <w:rFonts w:hint="eastAsia"/>
-        </w:rPr>
-        <w:t xml:space="preserve"> Web </w:t>
+      <w:r>
+        <w:rPr>
+          <w:rFonts w:hint="eastAsia"/>
+        </w:rPr>
+        <w:t xml:space="preserve">Ollama Web </w:t>
       </w:r>
       <w:r>
         <w:rPr>
@@ -2095,28 +1805,24 @@
         </w:rPr>
         <w:t>、</w:t>
       </w:r>
-      <w:proofErr w:type="spellStart"/>
       <w:r>
         <w:rPr>
           <w:rFonts w:hint="eastAsia"/>
         </w:rPr>
         <w:t>SearXNG</w:t>
       </w:r>
-      <w:proofErr w:type="spellEnd"/>
       <w:r>
         <w:rPr>
           <w:rFonts w:hint="eastAsia"/>
         </w:rPr>
         <w:t>、</w:t>
       </w:r>
-      <w:proofErr w:type="spellStart"/>
       <w:r>
         <w:rPr>
           <w:rFonts w:hint="eastAsia"/>
         </w:rPr>
         <w:t>Tavily</w:t>
       </w:r>
-      <w:proofErr w:type="spellEnd"/>
       <w:r>
         <w:rPr>
           <w:rFonts w:hint="eastAsia"/>
@@ -2127,9 +1833,6 @@
     <w:p>
       <w:pPr>
         <w:ind w:firstLine="420"/>
-        <w:rPr>
-          <w:rFonts w:hint="eastAsia"/>
-        </w:rPr>
       </w:pPr>
       <w:r>
         <w:rPr>
@@ -2159,9 +1862,6 @@
     <w:p>
       <w:pPr>
         <w:ind w:firstLine="420"/>
-        <w:rPr>
-          <w:rFonts w:hint="eastAsia"/>
-        </w:rPr>
       </w:pPr>
       <w:r>
         <w:rPr>
@@ -2213,9 +1913,6 @@
     <w:p>
       <w:pPr>
         <w:pStyle w:val="3"/>
-        <w:rPr>
-          <w:rFonts w:hint="eastAsia"/>
-        </w:rPr>
       </w:pPr>
       <w:r>
         <w:rPr>
@@ -2239,9 +1936,6 @@
     <w:p>
       <w:pPr>
         <w:ind w:firstLine="420"/>
-        <w:rPr>
-          <w:rFonts w:hint="eastAsia"/>
-        </w:rPr>
       </w:pPr>
       <w:r>
         <w:rPr>
@@ -2255,19 +1949,11 @@
         </w:rPr>
         <w:t xml:space="preserve"> Gateway </w:t>
       </w:r>
-      <w:proofErr w:type="gramStart"/>
-      <w:r>
-        <w:rPr>
-          <w:rFonts w:hint="eastAsia"/>
-        </w:rPr>
-        <w:t>网关进程</w:t>
-      </w:r>
-      <w:proofErr w:type="gramEnd"/>
-      <w:r>
-        <w:rPr>
-          <w:rFonts w:hint="eastAsia"/>
-        </w:rPr>
-        <w:t>使用</w:t>
+      <w:r>
+        <w:rPr>
+          <w:rFonts w:hint="eastAsia"/>
+        </w:rPr>
+        <w:t>网关进程使用</w:t>
       </w:r>
       <w:r>
         <w:rPr>
@@ -2341,19 +2027,11 @@
         </w:rPr>
         <w:t>、</w:t>
       </w:r>
-      <w:proofErr w:type="spellStart"/>
-      <w:r>
-        <w:rPr>
-          <w:rFonts w:hint="eastAsia"/>
-        </w:rPr>
-        <w:t>WebChat</w:t>
-      </w:r>
-      <w:proofErr w:type="spellEnd"/>
-      <w:r>
-        <w:rPr>
-          <w:rFonts w:hint="eastAsia"/>
-        </w:rPr>
-        <w:t xml:space="preserve"> </w:t>
+      <w:r>
+        <w:rPr>
+          <w:rFonts w:hint="eastAsia"/>
+        </w:rPr>
+        <w:t xml:space="preserve">WebChat </w:t>
       </w:r>
       <w:r>
         <w:rPr>
@@ -2365,9 +2043,6 @@
     <w:p>
       <w:pPr>
         <w:pStyle w:val="3"/>
-        <w:rPr>
-          <w:rFonts w:hint="eastAsia"/>
-        </w:rPr>
       </w:pPr>
       <w:r>
         <w:rPr>
@@ -2379,9 +2054,6 @@
     <w:p>
       <w:pPr>
         <w:ind w:firstLine="420"/>
-        <w:rPr>
-          <w:rFonts w:hint="eastAsia"/>
-        </w:rPr>
       </w:pPr>
       <w:r>
         <w:rPr>
@@ -2401,14 +2073,12 @@
         </w:rPr>
         <w:t>、</w:t>
       </w:r>
-      <w:proofErr w:type="spellStart"/>
       <w:r>
         <w:rPr>
           <w:rFonts w:hint="eastAsia"/>
         </w:rPr>
         <w:t>Nostr</w:t>
       </w:r>
-      <w:proofErr w:type="spellEnd"/>
       <w:r>
         <w:rPr>
           <w:rFonts w:hint="eastAsia"/>
@@ -2427,19 +2097,11 @@
         </w:rPr>
         <w:t>、</w:t>
       </w:r>
-      <w:proofErr w:type="spellStart"/>
-      <w:r>
-        <w:rPr>
-          <w:rFonts w:hint="eastAsia"/>
-        </w:rPr>
-        <w:t>Zalo</w:t>
-      </w:r>
-      <w:proofErr w:type="spellEnd"/>
-      <w:r>
-        <w:rPr>
-          <w:rFonts w:hint="eastAsia"/>
-        </w:rPr>
-        <w:t xml:space="preserve"> </w:t>
+      <w:r>
+        <w:rPr>
+          <w:rFonts w:hint="eastAsia"/>
+        </w:rPr>
+        <w:t xml:space="preserve">Zalo </w:t>
       </w:r>
       <w:r>
         <w:rPr>
@@ -2451,9 +2113,6 @@
     <w:p>
       <w:pPr>
         <w:pStyle w:val="3"/>
-        <w:rPr>
-          <w:rFonts w:hint="eastAsia"/>
-        </w:rPr>
       </w:pPr>
       <w:r>
         <w:rPr>
@@ -2465,9 +2124,6 @@
     <w:p>
       <w:pPr>
         <w:ind w:firstLine="420"/>
-        <w:rPr>
-          <w:rFonts w:hint="eastAsia"/>
-        </w:rPr>
       </w:pPr>
       <w:r>
         <w:rPr>
@@ -2479,9 +2135,6 @@
     <w:p>
       <w:pPr>
         <w:pStyle w:val="3"/>
-        <w:rPr>
-          <w:rFonts w:hint="eastAsia"/>
-        </w:rPr>
       </w:pPr>
       <w:r>
         <w:rPr>
@@ -2493,9 +2146,6 @@
     <w:p>
       <w:pPr>
         <w:ind w:firstLine="420"/>
-        <w:rPr>
-          <w:rFonts w:hint="eastAsia"/>
-        </w:rPr>
       </w:pPr>
       <w:r>
         <w:rPr>
@@ -2507,9 +2157,6 @@
     <w:p>
       <w:pPr>
         <w:pStyle w:val="3"/>
-        <w:rPr>
-          <w:rFonts w:hint="eastAsia"/>
-        </w:rPr>
       </w:pPr>
       <w:r>
         <w:rPr>
@@ -2533,9 +2180,6 @@
     <w:p>
       <w:pPr>
         <w:ind w:firstLine="420"/>
-        <w:rPr>
-          <w:rFonts w:hint="eastAsia"/>
-        </w:rPr>
       </w:pPr>
       <w:r>
         <w:rPr>
@@ -2547,9 +2191,6 @@
     <w:p>
       <w:pPr>
         <w:pStyle w:val="3"/>
-        <w:rPr>
-          <w:rFonts w:hint="eastAsia"/>
-        </w:rPr>
       </w:pPr>
       <w:r>
         <w:rPr>
@@ -2561,9 +2202,6 @@
     <w:p>
       <w:pPr>
         <w:ind w:firstLine="420"/>
-        <w:rPr>
-          <w:rFonts w:hint="eastAsia"/>
-        </w:rPr>
       </w:pPr>
       <w:r>
         <w:rPr>
@@ -2623,9 +2261,6 @@
     <w:p>
       <w:pPr>
         <w:ind w:firstLine="420"/>
-        <w:rPr>
-          <w:rFonts w:hint="eastAsia"/>
-        </w:rPr>
       </w:pPr>
       <w:r>
         <w:rPr>
@@ -2637,53 +2272,26 @@
         <w:rPr>
           <w:rFonts w:hint="eastAsia"/>
         </w:rPr>
-        <w:t>、</w:t>
-      </w:r>
-      <w:r>
-        <w:rPr>
-          <w:rFonts w:hint="eastAsia"/>
-        </w:rPr>
-        <w:t>安装</w:t>
-      </w:r>
-      <w:r>
-        <w:rPr>
-          <w:rFonts w:hint="eastAsia"/>
-        </w:rPr>
-        <w:t xml:space="preserve"> </w:t>
-      </w:r>
-      <w:proofErr w:type="spellStart"/>
-      <w:r>
-        <w:rPr>
-          <w:rFonts w:hint="eastAsia"/>
-        </w:rPr>
-        <w:t>OpenClaw</w:t>
-      </w:r>
-      <w:proofErr w:type="spellEnd"/>
-    </w:p>
-    <w:p>
-      <w:pPr>
-        <w:ind w:firstLine="420"/>
-      </w:pPr>
-      <w:proofErr w:type="spellStart"/>
-      <w:r>
-        <w:t>npm</w:t>
-      </w:r>
-      <w:proofErr w:type="spellEnd"/>
-      <w:r>
-        <w:t xml:space="preserve"> install -g </w:t>
-      </w:r>
-      <w:proofErr w:type="spellStart"/>
-      <w:r>
-        <w:t>openclaw@latest</w:t>
-      </w:r>
-      <w:proofErr w:type="spellEnd"/>
-    </w:p>
-    <w:p>
-      <w:pPr>
-        <w:ind w:firstLine="420"/>
-        <w:rPr>
-          <w:rFonts w:hint="eastAsia"/>
-        </w:rPr>
+        <w:t>、安装</w:t>
+      </w:r>
+      <w:r>
+        <w:rPr>
+          <w:rFonts w:hint="eastAsia"/>
+        </w:rPr>
+        <w:t xml:space="preserve"> OpenClaw</w:t>
+      </w:r>
+    </w:p>
+    <w:p>
+      <w:pPr>
+        <w:ind w:firstLine="420"/>
+      </w:pPr>
+      <w:r>
+        <w:t>npm install -g openclaw@latest</w:t>
+      </w:r>
+    </w:p>
+    <w:p>
+      <w:pPr>
+        <w:ind w:firstLine="420"/>
       </w:pPr>
       <w:r>
         <w:t>2</w:t>
@@ -2692,34 +2300,20 @@
         <w:rPr>
           <w:rFonts w:hint="eastAsia"/>
         </w:rPr>
-        <w:t>、</w:t>
-      </w:r>
-      <w:r>
-        <w:rPr>
-          <w:rFonts w:hint="eastAsia"/>
-        </w:rPr>
-        <w:t>新手引导并安装服务</w:t>
-      </w:r>
-    </w:p>
-    <w:p>
-      <w:pPr>
-        <w:ind w:firstLine="420"/>
-      </w:pPr>
-      <w:proofErr w:type="spellStart"/>
-      <w:r>
-        <w:t>openclaw</w:t>
-      </w:r>
-      <w:proofErr w:type="spellEnd"/>
-      <w:r>
-        <w:t xml:space="preserve"> onboard --install-daemon</w:t>
-      </w:r>
-    </w:p>
-    <w:p>
-      <w:pPr>
-        <w:ind w:firstLine="420"/>
-        <w:rPr>
-          <w:rFonts w:hint="eastAsia"/>
-        </w:rPr>
+        <w:t>、新手引导并安装服务</w:t>
+      </w:r>
+    </w:p>
+    <w:p>
+      <w:pPr>
+        <w:ind w:firstLine="420"/>
+      </w:pPr>
+      <w:r>
+        <w:t>openclaw onboard --install-daemon</w:t>
+      </w:r>
+    </w:p>
+    <w:p>
+      <w:pPr>
+        <w:ind w:firstLine="420"/>
       </w:pPr>
       <w:r>
         <w:t>3</w:t>
@@ -2728,21 +2322,12 @@
         <w:rPr>
           <w:rFonts w:hint="eastAsia"/>
         </w:rPr>
-        <w:t>、</w:t>
-      </w:r>
-      <w:r>
-        <w:rPr>
-          <w:rFonts w:hint="eastAsia"/>
-        </w:rPr>
-        <w:t>聊天</w:t>
-      </w:r>
-    </w:p>
-    <w:p>
-      <w:pPr>
-        <w:ind w:firstLine="420"/>
-        <w:rPr>
-          <w:rFonts w:hint="eastAsia"/>
-        </w:rPr>
+        <w:t>、聊天</w:t>
+      </w:r>
+    </w:p>
+    <w:p>
+      <w:pPr>
+        <w:ind w:firstLine="420"/>
       </w:pPr>
       <w:r>
         <w:rPr>
@@ -2767,21 +2352,13 @@
       <w:pPr>
         <w:ind w:firstLine="420"/>
       </w:pPr>
-      <w:proofErr w:type="spellStart"/>
-      <w:r>
-        <w:t>openclaw</w:t>
-      </w:r>
-      <w:proofErr w:type="spellEnd"/>
-      <w:r>
-        <w:t xml:space="preserve"> dashboard</w:t>
-      </w:r>
-    </w:p>
-    <w:p>
-      <w:pPr>
-        <w:ind w:firstLine="420"/>
-        <w:rPr>
-          <w:rFonts w:hint="eastAsia"/>
-        </w:rPr>
+      <w:r>
+        <w:t>openclaw dashboard</w:t>
+      </w:r>
+    </w:p>
+    <w:p>
+      <w:pPr>
+        <w:ind w:firstLine="420"/>
       </w:pPr>
       <w:r>
         <w:rPr>
@@ -2816,9 +2393,6 @@
     <w:p>
       <w:pPr>
         <w:ind w:firstLine="420"/>
-        <w:rPr>
-          <w:rFonts w:hint="eastAsia"/>
-        </w:rPr>
       </w:pPr>
       <w:r>
         <w:rPr>
@@ -2848,9 +2422,6 @@
     <w:p>
       <w:pPr>
         <w:ind w:firstLine="420"/>
-        <w:rPr>
-          <w:rFonts w:hint="eastAsia"/>
-        </w:rPr>
       </w:pPr>
       <w:r>
         <w:rPr>
@@ -2903,23 +2474,12 @@
         <w:rPr>
           <w:rFonts w:hint="eastAsia"/>
         </w:rPr>
-        <w:t xml:space="preserve"> </w:t>
-      </w:r>
-      <w:proofErr w:type="spellStart"/>
-      <w:r>
-        <w:rPr>
-          <w:rFonts w:hint="eastAsia"/>
-        </w:rPr>
-        <w:t>Tailscale</w:t>
-      </w:r>
-      <w:proofErr w:type="spellEnd"/>
+        <w:t xml:space="preserve"> Tailscale</w:t>
+      </w:r>
     </w:p>
     <w:p>
       <w:pPr>
         <w:jc w:val="center"/>
-        <w:rPr>
-          <w:rFonts w:hint="eastAsia"/>
-        </w:rPr>
       </w:pPr>
       <w:r>
         <w:rPr>
@@ -2996,11 +2556,6 @@
       </w:r>
     </w:p>
     <w:p>
-      <w:pPr>
-        <w:rPr>
-          <w:rFonts w:hint="eastAsia"/>
-        </w:rPr>
-      </w:pPr>
       <w:r>
         <w:tab/>
       </w:r>
@@ -3014,30 +2569,8 @@
         <w:rPr>
           <w:rFonts w:hint="eastAsia"/>
         </w:rPr>
-        <w:t xml:space="preserve"> ~/.</w:t>
-      </w:r>
-      <w:proofErr w:type="spellStart"/>
-      <w:r>
-        <w:rPr>
-          <w:rFonts w:hint="eastAsia"/>
-        </w:rPr>
-        <w:t>openclaw</w:t>
-      </w:r>
-      <w:proofErr w:type="spellEnd"/>
-      <w:r>
-        <w:rPr>
-          <w:rFonts w:hint="eastAsia"/>
-        </w:rPr>
-        <w:t>/</w:t>
-      </w:r>
-      <w:proofErr w:type="spellStart"/>
-      <w:r>
-        <w:rPr>
-          <w:rFonts w:hint="eastAsia"/>
-        </w:rPr>
-        <w:t>openclaw.json</w:t>
-      </w:r>
-      <w:proofErr w:type="spellEnd"/>
+        <w:t xml:space="preserve"> ~/.openclaw/openclaw.json</w:t>
+      </w:r>
       <w:r>
         <w:rPr>
           <w:rFonts w:hint="eastAsia"/>
@@ -3048,9 +2581,6 @@
     <w:p>
       <w:pPr>
         <w:ind w:firstLine="420"/>
-        <w:rPr>
-          <w:rFonts w:hint="eastAsia"/>
-        </w:rPr>
       </w:pPr>
       <w:r>
         <w:rPr>
@@ -3058,274 +2588,1297 @@
         </w:rPr>
         <w:t>如果你什么都不做，</w:t>
       </w:r>
-      <w:proofErr w:type="spellStart"/>
-      <w:r>
-        <w:rPr>
-          <w:rFonts w:hint="eastAsia"/>
-        </w:rPr>
+      <w:r>
+        <w:rPr>
+          <w:rFonts w:hint="eastAsia"/>
+        </w:rPr>
+        <w:t xml:space="preserve">OpenClaw </w:t>
+      </w:r>
+      <w:r>
+        <w:rPr>
+          <w:rFonts w:hint="eastAsia"/>
+        </w:rPr>
+        <w:t>会在</w:t>
+      </w:r>
+      <w:r>
+        <w:rPr>
+          <w:rFonts w:hint="eastAsia"/>
+        </w:rPr>
+        <w:t xml:space="preserve"> RPC </w:t>
+      </w:r>
+      <w:r>
+        <w:rPr>
+          <w:rFonts w:hint="eastAsia"/>
+        </w:rPr>
+        <w:t>模式下使用捆绑的</w:t>
+      </w:r>
+      <w:r>
+        <w:rPr>
+          <w:rFonts w:hint="eastAsia"/>
+        </w:rPr>
+        <w:t xml:space="preserve"> Pi </w:t>
+      </w:r>
+      <w:r>
+        <w:rPr>
+          <w:rFonts w:hint="eastAsia"/>
+        </w:rPr>
+        <w:t>二进制文件，并为每个发送者使用独立会话。</w:t>
+      </w:r>
+    </w:p>
+    <w:p>
+      <w:pPr>
+        <w:ind w:firstLine="420"/>
+      </w:pPr>
+      <w:r>
+        <w:rPr>
+          <w:rFonts w:hint="eastAsia"/>
+        </w:rPr>
+        <w:t>如果你想锁定访问范围，请从</w:t>
+      </w:r>
+      <w:r>
+        <w:rPr>
+          <w:rFonts w:hint="eastAsia"/>
+        </w:rPr>
+        <w:t xml:space="preserve"> channels.whatsapp.allowFrom </w:t>
+      </w:r>
+      <w:r>
+        <w:rPr>
+          <w:rFonts w:hint="eastAsia"/>
+        </w:rPr>
+        <w:t>和（用于群组的）提及规则开始。</w:t>
+      </w:r>
+    </w:p>
+    <w:p>
+      <w:pPr>
+        <w:ind w:firstLine="420"/>
+      </w:pPr>
+      <w:r>
+        <w:rPr>
+          <w:rFonts w:hint="eastAsia"/>
+        </w:rPr>
+        <w:t>示例：</w:t>
+      </w:r>
+    </w:p>
+    <w:p>
+      <w:pPr>
+        <w:ind w:firstLine="420"/>
+      </w:pPr>
+      <w:r>
+        <w:t>{</w:t>
+      </w:r>
+    </w:p>
+    <w:p>
+      <w:pPr>
+        <w:ind w:firstLine="420"/>
+      </w:pPr>
+      <w:r>
+        <w:t xml:space="preserve">  channels: {</w:t>
+      </w:r>
+    </w:p>
+    <w:p>
+      <w:pPr>
+        <w:ind w:firstLine="420"/>
+      </w:pPr>
+      <w:r>
+        <w:t xml:space="preserve">    whatsapp: {</w:t>
+      </w:r>
+    </w:p>
+    <w:p>
+      <w:pPr>
+        <w:ind w:firstLine="420"/>
+      </w:pPr>
+      <w:r>
+        <w:t xml:space="preserve">      allowFrom: ["+15555550123"],</w:t>
+      </w:r>
+    </w:p>
+    <w:p>
+      <w:pPr>
+        <w:ind w:firstLine="420"/>
+      </w:pPr>
+      <w:r>
+        <w:t xml:space="preserve">      groups: { "*": { requireMention: true } },</w:t>
+      </w:r>
+    </w:p>
+    <w:p>
+      <w:pPr>
+        <w:ind w:firstLine="420"/>
+      </w:pPr>
+      <w:r>
+        <w:t xml:space="preserve">    },</w:t>
+      </w:r>
+    </w:p>
+    <w:p>
+      <w:pPr>
+        <w:ind w:firstLine="420"/>
+      </w:pPr>
+      <w:r>
+        <w:t xml:space="preserve">  },</w:t>
+      </w:r>
+    </w:p>
+    <w:p>
+      <w:pPr>
+        <w:ind w:firstLine="420"/>
+      </w:pPr>
+      <w:r>
+        <w:t xml:space="preserve">  messages: { groupChat: { mentionPatterns: ["@openclaw"] } },</w:t>
+      </w:r>
+    </w:p>
+    <w:p>
+      <w:pPr>
+        <w:ind w:firstLine="420"/>
+      </w:pPr>
+      <w:r>
+        <w:t>}</w:t>
+      </w:r>
+    </w:p>
+    <w:p>
+      <w:pPr>
+        <w:pStyle w:val="2"/>
+      </w:pPr>
+      <w:r>
+        <w:rPr>
+          <w:rFonts w:hint="eastAsia"/>
+        </w:rPr>
+        <w:t>vs ClaudeCode</w:t>
+      </w:r>
+    </w:p>
+    <w:p>
+      <w:pPr>
+        <w:ind w:firstLine="420"/>
+        <w:rPr>
+          <w:rFonts w:hint="eastAsia"/>
+          <w:b/>
+          <w:bCs/>
+        </w:rPr>
+      </w:pPr>
+      <w:r>
+        <w:rPr>
+          <w:rFonts w:hint="eastAsia"/>
+          <w:b/>
+          <w:bCs/>
+        </w:rPr>
+        <w:t>本质区分</w:t>
+      </w:r>
+    </w:p>
+    <w:p>
+      <w:pPr>
+        <w:ind w:firstLine="420"/>
+      </w:pPr>
+      <w:r>
+        <w:rPr>
+          <w:rFonts w:hint="eastAsia"/>
+        </w:rPr>
+        <w:t>1</w:t>
+      </w:r>
+      <w:r>
+        <w:rPr>
+          <w:rFonts w:hint="eastAsia"/>
+        </w:rPr>
+        <w:t>、</w:t>
+      </w:r>
+      <w:r>
+        <w:t>ClaudeCode</w:t>
+      </w:r>
+      <w:r>
+        <w:rPr>
+          <w:rFonts w:hint="eastAsia"/>
+        </w:rPr>
+        <w:t>：</w:t>
+      </w:r>
+      <w:r>
+        <w:t>Anthropic</w:t>
+      </w:r>
+      <w:r>
+        <w:rPr>
+          <w:rFonts w:hint="eastAsia"/>
+          <w:color w:val="EE0000"/>
+        </w:rPr>
+        <w:t>官方垂直编码工具</w:t>
+      </w:r>
+      <w:r>
+        <w:rPr>
+          <w:rFonts w:hint="eastAsia"/>
+        </w:rPr>
+        <w:t>，只聚焦「写代码、项目开发、</w:t>
+      </w:r>
+      <w:r>
+        <w:t>vibe‑coding</w:t>
+      </w:r>
+      <w:r>
+        <w:rPr>
+          <w:rFonts w:hint="eastAsia"/>
+        </w:rPr>
+        <w:t>」，是</w:t>
+      </w:r>
+      <w:r>
+        <w:rPr>
+          <w:rFonts w:hint="eastAsia"/>
+          <w:color w:val="EE0000"/>
+        </w:rPr>
+        <w:t>专业</w:t>
+      </w:r>
+      <w:r>
+        <w:rPr>
+          <w:color w:val="EE0000"/>
+        </w:rPr>
+        <w:t>AI</w:t>
+      </w:r>
+      <w:r>
+        <w:rPr>
+          <w:rFonts w:hint="eastAsia"/>
+          <w:color w:val="EE0000"/>
+        </w:rPr>
+        <w:t>程序员</w:t>
+      </w:r>
+      <w:r>
+        <w:rPr>
+          <w:rFonts w:hint="eastAsia"/>
+        </w:rPr>
+        <w:t>，闭源、开箱即用、代码能力最强。</w:t>
+      </w:r>
+    </w:p>
+    <w:p>
+      <w:pPr>
+        <w:ind w:firstLine="420"/>
+      </w:pPr>
+      <w:r>
+        <w:rPr>
+          <w:rFonts w:hint="eastAsia"/>
+        </w:rPr>
+        <w:t>2</w:t>
+      </w:r>
+      <w:r>
+        <w:rPr>
+          <w:rFonts w:hint="eastAsia"/>
+        </w:rPr>
+        <w:t>、</w:t>
+      </w:r>
+      <w:r>
         <w:t>OpenClaw</w:t>
       </w:r>
-      <w:proofErr w:type="spellEnd"/>
-      <w:r>
-        <w:rPr>
-          <w:rFonts w:hint="eastAsia"/>
-        </w:rPr>
-        <w:t xml:space="preserve"> </w:t>
-      </w:r>
-      <w:r>
-        <w:rPr>
-          <w:rFonts w:hint="eastAsia"/>
-        </w:rPr>
-        <w:t>会在</w:t>
-      </w:r>
-      <w:r>
-        <w:rPr>
-          <w:rFonts w:hint="eastAsia"/>
-        </w:rPr>
-        <w:t xml:space="preserve"> RPC </w:t>
-      </w:r>
-      <w:r>
-        <w:rPr>
-          <w:rFonts w:hint="eastAsia"/>
-        </w:rPr>
-        <w:t>模式下使用捆绑的</w:t>
-      </w:r>
-      <w:r>
-        <w:rPr>
-          <w:rFonts w:hint="eastAsia"/>
-        </w:rPr>
-        <w:t xml:space="preserve"> Pi </w:t>
-      </w:r>
-      <w:r>
-        <w:rPr>
-          <w:rFonts w:hint="eastAsia"/>
-        </w:rPr>
-        <w:t>二进制文件，并为每个发送者使用独立会话。</w:t>
-      </w:r>
-    </w:p>
-    <w:p>
-      <w:pPr>
-        <w:ind w:firstLine="420"/>
-        <w:rPr>
-          <w:rFonts w:hint="eastAsia"/>
-        </w:rPr>
-      </w:pPr>
-      <w:r>
-        <w:rPr>
-          <w:rFonts w:hint="eastAsia"/>
-        </w:rPr>
-        <w:t>如果你想锁定访问范围，请从</w:t>
-      </w:r>
-      <w:r>
-        <w:rPr>
-          <w:rFonts w:hint="eastAsia"/>
-        </w:rPr>
-        <w:t xml:space="preserve"> </w:t>
-      </w:r>
-      <w:proofErr w:type="spellStart"/>
-      <w:r>
-        <w:rPr>
-          <w:rFonts w:hint="eastAsia"/>
-        </w:rPr>
-        <w:t>channels.whatsapp.allowFrom</w:t>
-      </w:r>
-      <w:proofErr w:type="spellEnd"/>
-      <w:r>
-        <w:rPr>
-          <w:rFonts w:hint="eastAsia"/>
-        </w:rPr>
-        <w:t xml:space="preserve"> </w:t>
-      </w:r>
-      <w:r>
-        <w:rPr>
-          <w:rFonts w:hint="eastAsia"/>
-        </w:rPr>
-        <w:t>和（用于群组的）提及规则开始。</w:t>
-      </w:r>
-    </w:p>
-    <w:p>
-      <w:pPr>
-        <w:ind w:firstLine="420"/>
-      </w:pPr>
-      <w:r>
-        <w:rPr>
-          <w:rFonts w:hint="eastAsia"/>
-        </w:rPr>
-        <w:t>示例：</w:t>
-      </w:r>
-    </w:p>
-    <w:p>
-      <w:pPr>
-        <w:ind w:firstLine="420"/>
-      </w:pPr>
-      <w:r>
-        <w:t>{</w:t>
-      </w:r>
-    </w:p>
-    <w:p>
-      <w:pPr>
-        <w:ind w:firstLine="420"/>
-      </w:pPr>
-      <w:r>
-        <w:t xml:space="preserve">  </w:t>
-      </w:r>
-      <w:proofErr w:type="gramStart"/>
-      <w:r>
-        <w:t>channels: {</w:t>
-      </w:r>
-      <w:proofErr w:type="gramEnd"/>
-    </w:p>
-    <w:p>
-      <w:pPr>
-        <w:ind w:firstLine="420"/>
-      </w:pPr>
-      <w:r>
-        <w:t xml:space="preserve">    </w:t>
-      </w:r>
-      <w:proofErr w:type="spellStart"/>
-      <w:proofErr w:type="gramStart"/>
-      <w:r>
-        <w:t>whatsapp</w:t>
-      </w:r>
-      <w:proofErr w:type="spellEnd"/>
-      <w:r>
-        <w:t>: {</w:t>
-      </w:r>
-      <w:proofErr w:type="gramEnd"/>
-    </w:p>
-    <w:p>
-      <w:pPr>
-        <w:ind w:firstLine="420"/>
-      </w:pPr>
-      <w:r>
-        <w:t xml:space="preserve">      </w:t>
-      </w:r>
-      <w:proofErr w:type="spellStart"/>
-      <w:r>
-        <w:t>allowFrom</w:t>
-      </w:r>
-      <w:proofErr w:type="spellEnd"/>
-      <w:r>
-        <w:t>: ["+15555550123"],</w:t>
-      </w:r>
-    </w:p>
-    <w:p>
-      <w:pPr>
-        <w:ind w:firstLine="420"/>
-      </w:pPr>
-      <w:r>
-        <w:t xml:space="preserve">      groups: </w:t>
-      </w:r>
-      <w:proofErr w:type="gramStart"/>
-      <w:r>
-        <w:t>{ "</w:t>
-      </w:r>
-      <w:proofErr w:type="gramEnd"/>
-      <w:r>
-        <w:t xml:space="preserve">*": </w:t>
-      </w:r>
-      <w:proofErr w:type="gramStart"/>
-      <w:r>
-        <w:t xml:space="preserve">{ </w:t>
-      </w:r>
-      <w:proofErr w:type="spellStart"/>
-      <w:r>
-        <w:t>requireMention</w:t>
-      </w:r>
-      <w:proofErr w:type="spellEnd"/>
-      <w:proofErr w:type="gramEnd"/>
-      <w:r>
-        <w:t xml:space="preserve">: </w:t>
-      </w:r>
-      <w:proofErr w:type="gramStart"/>
-      <w:r>
-        <w:t>true }</w:t>
-      </w:r>
-      <w:proofErr w:type="gramEnd"/>
-      <w:r>
-        <w:t xml:space="preserve"> },</w:t>
-      </w:r>
-    </w:p>
-    <w:p>
-      <w:pPr>
-        <w:ind w:firstLine="420"/>
-      </w:pPr>
-      <w:r>
-        <w:t xml:space="preserve">    },</w:t>
-      </w:r>
-    </w:p>
-    <w:p>
-      <w:pPr>
-        <w:ind w:firstLine="420"/>
-      </w:pPr>
-      <w:r>
-        <w:t xml:space="preserve">  },</w:t>
-      </w:r>
-    </w:p>
-    <w:p>
-      <w:pPr>
-        <w:ind w:firstLine="420"/>
-      </w:pPr>
-      <w:r>
-        <w:t xml:space="preserve">  messages: </w:t>
-      </w:r>
-      <w:proofErr w:type="gramStart"/>
-      <w:r>
-        <w:t xml:space="preserve">{ </w:t>
-      </w:r>
-      <w:proofErr w:type="spellStart"/>
-      <w:r>
-        <w:t>groupChat</w:t>
-      </w:r>
-      <w:proofErr w:type="spellEnd"/>
-      <w:proofErr w:type="gramEnd"/>
-      <w:r>
-        <w:t xml:space="preserve">: </w:t>
-      </w:r>
-      <w:proofErr w:type="gramStart"/>
-      <w:r>
-        <w:t xml:space="preserve">{ </w:t>
-      </w:r>
-      <w:proofErr w:type="spellStart"/>
-      <w:r>
-        <w:t>mentionPatterns</w:t>
-      </w:r>
-      <w:proofErr w:type="spellEnd"/>
-      <w:proofErr w:type="gramEnd"/>
-      <w:r>
-        <w:t xml:space="preserve">: </w:t>
-      </w:r>
-      <w:proofErr w:type="gramStart"/>
-      <w:r>
-        <w:t>["@</w:t>
-      </w:r>
-      <w:proofErr w:type="spellStart"/>
-      <w:proofErr w:type="gramEnd"/>
-      <w:r>
-        <w:t>openclaw</w:t>
-      </w:r>
-      <w:proofErr w:type="spellEnd"/>
-      <w:r>
-        <w:t>"</w:t>
-      </w:r>
-      <w:proofErr w:type="gramStart"/>
-      <w:r>
-        <w:t>] }</w:t>
-      </w:r>
-      <w:proofErr w:type="gramEnd"/>
-      <w:r>
-        <w:t xml:space="preserve"> },</w:t>
-      </w:r>
-    </w:p>
-    <w:p>
-      <w:pPr>
-        <w:ind w:firstLine="420"/>
-        <w:rPr>
-          <w:rFonts w:hint="eastAsia"/>
-        </w:rPr>
-      </w:pPr>
-      <w:r>
-        <w:t>}</w:t>
+      <w:r>
+        <w:rPr>
+          <w:rFonts w:hint="eastAsia"/>
+        </w:rPr>
+        <w:t>：</w:t>
+      </w:r>
+      <w:r>
+        <w:rPr>
+          <w:rFonts w:hint="eastAsia"/>
+          <w:color w:val="EE0000"/>
+        </w:rPr>
+        <w:t>开源通用型</w:t>
+      </w:r>
+      <w:r>
+        <w:rPr>
+          <w:color w:val="EE0000"/>
+        </w:rPr>
+        <w:t>AI Agent</w:t>
+      </w:r>
+      <w:r>
+        <w:rPr>
+          <w:rFonts w:hint="eastAsia"/>
+          <w:color w:val="EE0000"/>
+        </w:rPr>
+        <w:t>执行框架</w:t>
+      </w:r>
+      <w:r>
+        <w:rPr>
+          <w:rFonts w:hint="eastAsia"/>
+        </w:rPr>
+        <w:t>，代码只是它的一个功能，主打</w:t>
+      </w:r>
+      <w:r>
+        <w:rPr>
+          <w:rFonts w:hint="eastAsia"/>
+          <w:color w:val="EE0000"/>
+        </w:rPr>
+        <w:t>全场景自动化、系统操作、多工具联动、自定义扩展</w:t>
+      </w:r>
+      <w:r>
+        <w:rPr>
+          <w:rFonts w:hint="eastAsia"/>
+        </w:rPr>
+        <w:t>，</w:t>
+      </w:r>
+      <w:r>
+        <w:t>vibe‑coding</w:t>
+      </w:r>
+      <w:r>
+        <w:rPr>
+          <w:rFonts w:hint="eastAsia"/>
+        </w:rPr>
+        <w:t>只是其中一个技能（</w:t>
+      </w:r>
+      <w:r>
+        <w:t>Skill</w:t>
+      </w:r>
+      <w:r>
+        <w:rPr>
+          <w:rFonts w:hint="eastAsia"/>
+        </w:rPr>
+        <w:t>）。</w:t>
+      </w:r>
+    </w:p>
+    <w:p>
+      <w:pPr>
+        <w:ind w:firstLine="420"/>
+        <w:rPr>
+          <w:b/>
+          <w:bCs/>
+        </w:rPr>
+      </w:pPr>
+      <w:r>
+        <w:rPr>
+          <w:rFonts w:hint="eastAsia"/>
+          <w:b/>
+          <w:bCs/>
+        </w:rPr>
+        <w:t>二者都可以做</w:t>
+      </w:r>
+      <w:r>
+        <w:rPr>
+          <w:b/>
+          <w:bCs/>
+        </w:rPr>
+        <w:t>vibe‑coding</w:t>
+      </w:r>
+      <w:r>
+        <w:rPr>
+          <w:rFonts w:hint="eastAsia"/>
+          <w:b/>
+          <w:bCs/>
+        </w:rPr>
+        <w:t>吗？</w:t>
+      </w:r>
+    </w:p>
+    <w:p>
+      <w:pPr>
+        <w:ind w:firstLine="420"/>
+      </w:pPr>
+      <w:r>
+        <w:rPr>
+          <w:rFonts w:hint="eastAsia"/>
+        </w:rPr>
+        <w:t>都支持，但体验、深度、稳定性差距巨大</w:t>
+      </w:r>
+    </w:p>
+    <w:p>
+      <w:pPr>
+        <w:ind w:firstLine="420"/>
+      </w:pPr>
+      <w:r>
+        <w:t>- ClaudeCode</w:t>
+      </w:r>
+      <w:r>
+        <w:rPr>
+          <w:rFonts w:hint="eastAsia"/>
+        </w:rPr>
+        <w:t>：原生顶级</w:t>
+      </w:r>
+      <w:r>
+        <w:t>vibe‑coding</w:t>
+      </w:r>
+    </w:p>
+    <w:p>
+      <w:pPr>
+        <w:ind w:firstLine="420"/>
+        <w:rPr>
+          <w:rFonts w:hint="eastAsia"/>
+        </w:rPr>
+      </w:pPr>
+      <w:r>
+        <w:rPr>
+          <w:rFonts w:hint="eastAsia"/>
+        </w:rPr>
+        <w:t>Anthropic</w:t>
+      </w:r>
+      <w:r>
+        <w:rPr>
+          <w:rFonts w:hint="eastAsia"/>
+        </w:rPr>
+        <w:t>深度优化，</w:t>
+      </w:r>
+      <w:r>
+        <w:rPr>
+          <w:rFonts w:hint="eastAsia"/>
+          <w:color w:val="EE0000"/>
+        </w:rPr>
+        <w:t>天生为项目级氛围编程设计</w:t>
+      </w:r>
+      <w:r>
+        <w:rPr>
+          <w:rFonts w:hint="eastAsia"/>
+        </w:rPr>
+        <w:t>：自动解析完整项目结构、跨多文件修改、自动调试、运行测试、处理依赖、</w:t>
+      </w:r>
+      <w:r>
+        <w:rPr>
+          <w:rFonts w:hint="eastAsia"/>
+        </w:rPr>
+        <w:t>Git</w:t>
+      </w:r>
+      <w:r>
+        <w:rPr>
+          <w:rFonts w:hint="eastAsia"/>
+        </w:rPr>
+        <w:t>提交，擅长复杂深度学习项目、</w:t>
+      </w:r>
+      <w:r>
+        <w:rPr>
+          <w:rFonts w:hint="eastAsia"/>
+        </w:rPr>
+        <w:t>YOLO</w:t>
+      </w:r>
+      <w:r>
+        <w:rPr>
+          <w:rFonts w:hint="eastAsia"/>
+        </w:rPr>
+        <w:t>工程、论文复现，代码理解深度、上下文能力第一梯队。</w:t>
+      </w:r>
+    </w:p>
+    <w:p>
+      <w:pPr>
+        <w:ind w:firstLine="420"/>
+      </w:pPr>
+      <w:r>
+        <w:lastRenderedPageBreak/>
+        <w:t>- OpenClaw</w:t>
+      </w:r>
+      <w:r>
+        <w:rPr>
+          <w:rFonts w:hint="eastAsia"/>
+        </w:rPr>
+        <w:t>：支持</w:t>
+      </w:r>
+      <w:r>
+        <w:t>vibe‑coding</w:t>
+      </w:r>
+      <w:r>
+        <w:rPr>
+          <w:rFonts w:hint="eastAsia"/>
+        </w:rPr>
+        <w:t>，但属于通用能力</w:t>
+      </w:r>
+    </w:p>
+    <w:p>
+      <w:pPr>
+        <w:ind w:firstLine="420"/>
+        <w:rPr>
+          <w:rFonts w:hint="eastAsia"/>
+        </w:rPr>
+      </w:pPr>
+      <w:r>
+        <w:rPr>
+          <w:rFonts w:hint="eastAsia"/>
+        </w:rPr>
+        <w:t>通过内置</w:t>
+      </w:r>
+      <w:r>
+        <w:rPr>
+          <w:rFonts w:hint="eastAsia"/>
+        </w:rPr>
+        <w:t>coding</w:t>
+      </w:r>
+      <w:r>
+        <w:rPr>
+          <w:rFonts w:hint="eastAsia"/>
+        </w:rPr>
+        <w:t>技能实现，能写代码、执行终端命令、修改文件，但没有针对代码架构、项目逻辑做原生优化，处理大型项目、复杂模型（如你的壁画修复网络）时，稳定性、深度弱于</w:t>
+      </w:r>
+      <w:r>
+        <w:rPr>
+          <w:rFonts w:hint="eastAsia"/>
+        </w:rPr>
+        <w:t>ClaudeCode</w:t>
+      </w:r>
+      <w:r>
+        <w:rPr>
+          <w:rFonts w:hint="eastAsia"/>
+        </w:rPr>
+        <w:t>。</w:t>
+      </w:r>
+    </w:p>
+    <w:p>
+      <w:pPr>
+        <w:ind w:firstLine="420"/>
+        <w:rPr>
+          <w:rFonts w:hint="eastAsia"/>
+          <w:b/>
+          <w:bCs/>
+        </w:rPr>
+      </w:pPr>
+      <w:r>
+        <w:rPr>
+          <w:rFonts w:hint="eastAsia"/>
+          <w:b/>
+          <w:bCs/>
+        </w:rPr>
+        <w:t>功能对等吗？</w:t>
+      </w:r>
+    </w:p>
+    <w:p>
+      <w:pPr>
+        <w:ind w:firstLine="420"/>
+        <w:rPr>
+          <w:rFonts w:hint="eastAsia"/>
+        </w:rPr>
+      </w:pPr>
+      <w:r>
+        <w:rPr>
+          <w:rFonts w:hint="eastAsia"/>
+        </w:rPr>
+        <w:t>完全不对等</w:t>
+      </w:r>
+    </w:p>
+    <w:p>
+      <w:pPr>
+        <w:ind w:firstLine="420"/>
+        <w:rPr>
+          <w:rFonts w:hint="eastAsia"/>
+        </w:rPr>
+      </w:pPr>
+      <w:r>
+        <w:rPr>
+          <w:rFonts w:hint="eastAsia"/>
+        </w:rPr>
+        <w:t xml:space="preserve">- ClaudeCode = </w:t>
+      </w:r>
+      <w:r>
+        <w:rPr>
+          <w:rFonts w:hint="eastAsia"/>
+        </w:rPr>
+        <w:t>只做</w:t>
+      </w:r>
+      <w:r>
+        <w:rPr>
+          <w:rFonts w:hint="eastAsia"/>
+          <w:color w:val="EE0000"/>
+        </w:rPr>
+        <w:t>代码开发</w:t>
+      </w:r>
+      <w:r>
+        <w:rPr>
+          <w:rFonts w:hint="eastAsia"/>
+        </w:rPr>
+        <w:t>，垂直深耕，做精做深；</w:t>
+      </w:r>
+    </w:p>
+    <w:p>
+      <w:pPr>
+        <w:ind w:firstLine="420"/>
+        <w:rPr>
+          <w:rFonts w:hint="eastAsia"/>
+        </w:rPr>
+      </w:pPr>
+      <w:r>
+        <w:rPr>
+          <w:rFonts w:hint="eastAsia"/>
+        </w:rPr>
+        <w:t xml:space="preserve">- OpenClaw = </w:t>
+      </w:r>
+      <w:r>
+        <w:rPr>
+          <w:rFonts w:hint="eastAsia"/>
+          <w:color w:val="EE0000"/>
+        </w:rPr>
+        <w:t>全能</w:t>
+      </w:r>
+      <w:r>
+        <w:rPr>
+          <w:rFonts w:hint="eastAsia"/>
+          <w:color w:val="EE0000"/>
+        </w:rPr>
+        <w:t>Agent</w:t>
+      </w:r>
+      <w:r>
+        <w:rPr>
+          <w:rFonts w:hint="eastAsia"/>
+        </w:rPr>
+        <w:t>，代码</w:t>
+      </w:r>
+      <w:r>
+        <w:rPr>
+          <w:rFonts w:hint="eastAsia"/>
+        </w:rPr>
+        <w:t>+</w:t>
+      </w:r>
+      <w:r>
+        <w:rPr>
+          <w:rFonts w:hint="eastAsia"/>
+        </w:rPr>
+        <w:t>自动化</w:t>
+      </w:r>
+      <w:r>
+        <w:rPr>
+          <w:rFonts w:hint="eastAsia"/>
+        </w:rPr>
+        <w:t>+</w:t>
+      </w:r>
+      <w:r>
+        <w:rPr>
+          <w:rFonts w:hint="eastAsia"/>
+        </w:rPr>
+        <w:t>系统控制</w:t>
+      </w:r>
+      <w:r>
+        <w:rPr>
+          <w:rFonts w:hint="eastAsia"/>
+        </w:rPr>
+        <w:t>+</w:t>
+      </w:r>
+      <w:r>
+        <w:rPr>
+          <w:rFonts w:hint="eastAsia"/>
+        </w:rPr>
+        <w:t>工具调用</w:t>
+      </w:r>
+      <w:r>
+        <w:rPr>
+          <w:rFonts w:hint="eastAsia"/>
+        </w:rPr>
+        <w:t>+</w:t>
+      </w:r>
+      <w:r>
+        <w:rPr>
+          <w:rFonts w:hint="eastAsia"/>
+        </w:rPr>
+        <w:t>工作流编排，代码只是子集。</w:t>
+      </w:r>
+    </w:p>
+    <w:p/>
+    <w:p>
+      <w:pPr>
+        <w:rPr>
+          <w:rFonts w:hint="eastAsia"/>
+          <w:b/>
+          <w:bCs/>
+        </w:rPr>
+      </w:pPr>
+      <w:r>
+        <w:tab/>
+      </w:r>
+      <w:r>
+        <w:rPr>
+          <w:rFonts w:hint="eastAsia"/>
+          <w:b/>
+          <w:bCs/>
+        </w:rPr>
+        <w:t>区别：</w:t>
+      </w:r>
+    </w:p>
+    <w:p>
+      <w:pPr>
+        <w:jc w:val="center"/>
+      </w:pPr>
+      <w:r>
+        <w:rPr>
+          <w:noProof/>
+        </w:rPr>
+        <w:drawing>
+          <wp:inline distT="0" distB="0" distL="0" distR="0" wp14:anchorId="3F7E517E" wp14:editId="3BC73161">
+            <wp:extent cx="4842713" cy="1822577"/>
+            <wp:effectExtent l="0" t="0" r="0" b="6350"/>
+            <wp:docPr id="1068718461" name="图片 1"/>
+            <wp:cNvGraphicFramePr>
+              <a:graphicFrameLocks xmlns:a="http://schemas.openxmlformats.org/drawingml/2006/main" noChangeAspect="1"/>
+            </wp:cNvGraphicFramePr>
+            <a:graphic xmlns:a="http://schemas.openxmlformats.org/drawingml/2006/main">
+              <a:graphicData uri="http://schemas.openxmlformats.org/drawingml/2006/picture">
+                <pic:pic xmlns:pic="http://schemas.openxmlformats.org/drawingml/2006/picture">
+                  <pic:nvPicPr>
+                    <pic:cNvPr id="1068718461" name=""/>
+                    <pic:cNvPicPr/>
+                  </pic:nvPicPr>
+                  <pic:blipFill>
+                    <a:blip r:embed="rId5"/>
+                    <a:stretch>
+                      <a:fillRect/>
+                    </a:stretch>
+                  </pic:blipFill>
+                  <pic:spPr>
+                    <a:xfrm>
+                      <a:off x="0" y="0"/>
+                      <a:ext cx="4849276" cy="1825047"/>
+                    </a:xfrm>
+                    <a:prstGeom prst="rect">
+                      <a:avLst/>
+                    </a:prstGeom>
+                  </pic:spPr>
+                </pic:pic>
+              </a:graphicData>
+            </a:graphic>
+          </wp:inline>
+        </w:drawing>
+      </w:r>
+    </w:p>
+    <w:p>
+      <w:pPr>
+        <w:rPr>
+          <w:rFonts w:hint="eastAsia"/>
+        </w:rPr>
+      </w:pPr>
+    </w:p>
+    <w:p>
+      <w:pPr>
+        <w:ind w:firstLine="420"/>
+        <w:rPr>
+          <w:rFonts w:hint="eastAsia"/>
+          <w:b/>
+          <w:bCs/>
+        </w:rPr>
+      </w:pPr>
+      <w:r>
+        <w:rPr>
+          <w:rFonts w:hint="eastAsia"/>
+          <w:b/>
+          <w:bCs/>
+        </w:rPr>
+        <w:t>优缺点</w:t>
+      </w:r>
+      <w:r>
+        <w:rPr>
+          <w:rFonts w:hint="eastAsia"/>
+          <w:b/>
+          <w:bCs/>
+        </w:rPr>
+        <w:t>：</w:t>
+      </w:r>
+    </w:p>
+    <w:p>
+      <w:pPr>
+        <w:ind w:firstLine="420"/>
+      </w:pPr>
+      <w:r>
+        <w:rPr>
+          <w:rFonts w:hint="eastAsia"/>
+        </w:rPr>
+        <w:t xml:space="preserve">- </w:t>
+      </w:r>
+      <w:r>
+        <w:t>ClaudeCode</w:t>
+      </w:r>
+    </w:p>
+    <w:p>
+      <w:pPr>
+        <w:ind w:firstLine="420"/>
+        <w:rPr>
+          <w:rFonts w:hint="eastAsia"/>
+          <w:b/>
+          <w:bCs/>
+        </w:rPr>
+      </w:pPr>
+      <w:r>
+        <w:rPr>
+          <w:rFonts w:hint="eastAsia"/>
+          <w:b/>
+          <w:bCs/>
+        </w:rPr>
+        <w:t>优点</w:t>
+      </w:r>
+    </w:p>
+    <w:p>
+      <w:pPr>
+        <w:ind w:firstLine="420"/>
+        <w:rPr>
+          <w:rFonts w:hint="eastAsia"/>
+        </w:rPr>
+      </w:pPr>
+      <w:r>
+        <w:rPr>
+          <w:rFonts w:hint="eastAsia"/>
+        </w:rPr>
+        <w:t>1</w:t>
+      </w:r>
+      <w:r>
+        <w:rPr>
+          <w:rFonts w:hint="eastAsia"/>
+        </w:rPr>
+        <w:t>、</w:t>
+      </w:r>
+      <w:r>
+        <w:rPr>
+          <w:rFonts w:hint="eastAsia"/>
+        </w:rPr>
+        <w:t>代码能力碾压；</w:t>
+      </w:r>
+    </w:p>
+    <w:p>
+      <w:pPr>
+        <w:ind w:firstLine="420"/>
+      </w:pPr>
+      <w:r>
+        <w:rPr>
+          <w:rFonts w:hint="eastAsia"/>
+        </w:rPr>
+        <w:t>2</w:t>
+      </w:r>
+      <w:r>
+        <w:rPr>
+          <w:rFonts w:hint="eastAsia"/>
+        </w:rPr>
+        <w:t>、</w:t>
+      </w:r>
+      <w:r>
+        <w:t>vibe‑coding</w:t>
+      </w:r>
+      <w:r>
+        <w:rPr>
+          <w:rFonts w:hint="eastAsia"/>
+        </w:rPr>
+        <w:t>体验最优：自动处理项目全流程，无需手动干预；</w:t>
+      </w:r>
+    </w:p>
+    <w:p>
+      <w:pPr>
+        <w:ind w:firstLine="420"/>
+        <w:rPr>
+          <w:rFonts w:hint="eastAsia"/>
+        </w:rPr>
+      </w:pPr>
+      <w:r>
+        <w:rPr>
+          <w:rFonts w:hint="eastAsia"/>
+        </w:rPr>
+        <w:t>3</w:t>
+      </w:r>
+      <w:r>
+        <w:rPr>
+          <w:rFonts w:hint="eastAsia"/>
+        </w:rPr>
+        <w:t>、</w:t>
+      </w:r>
+      <w:r>
+        <w:rPr>
+          <w:rFonts w:hint="eastAsia"/>
+        </w:rPr>
+        <w:t>开箱即用，无复杂配置，终端直接启动；</w:t>
+      </w:r>
+    </w:p>
+    <w:p>
+      <w:pPr>
+        <w:ind w:firstLine="420"/>
+        <w:rPr>
+          <w:rFonts w:hint="eastAsia"/>
+        </w:rPr>
+      </w:pPr>
+      <w:r>
+        <w:rPr>
+          <w:rFonts w:hint="eastAsia"/>
+        </w:rPr>
+        <w:t>4</w:t>
+      </w:r>
+      <w:r>
+        <w:rPr>
+          <w:rFonts w:hint="eastAsia"/>
+        </w:rPr>
+        <w:t>、</w:t>
+      </w:r>
+      <w:r>
+        <w:rPr>
+          <w:rFonts w:hint="eastAsia"/>
+        </w:rPr>
+        <w:t>官方持续迭代，</w:t>
+      </w:r>
+      <w:r>
+        <w:rPr>
+          <w:rFonts w:hint="eastAsia"/>
+        </w:rPr>
+        <w:t>Superpowers</w:t>
+      </w:r>
+      <w:r>
+        <w:rPr>
+          <w:rFonts w:hint="eastAsia"/>
+        </w:rPr>
+        <w:t>插件深度联动，调试、补全能力强。</w:t>
+      </w:r>
+    </w:p>
+    <w:p>
+      <w:pPr>
+        <w:ind w:firstLine="420"/>
+        <w:rPr>
+          <w:rFonts w:hint="eastAsia"/>
+          <w:b/>
+          <w:bCs/>
+        </w:rPr>
+      </w:pPr>
+      <w:r>
+        <w:rPr>
+          <w:rFonts w:hint="eastAsia"/>
+          <w:b/>
+          <w:bCs/>
+        </w:rPr>
+        <w:t>缺点</w:t>
+      </w:r>
+    </w:p>
+    <w:p>
+      <w:pPr>
+        <w:ind w:firstLine="420"/>
+        <w:rPr>
+          <w:rFonts w:hint="eastAsia"/>
+        </w:rPr>
+      </w:pPr>
+      <w:r>
+        <w:rPr>
+          <w:rFonts w:hint="eastAsia"/>
+        </w:rPr>
+        <w:t>1</w:t>
+      </w:r>
+      <w:r>
+        <w:rPr>
+          <w:rFonts w:hint="eastAsia"/>
+        </w:rPr>
+        <w:t>、</w:t>
+      </w:r>
+      <w:r>
+        <w:rPr>
+          <w:rFonts w:hint="eastAsia"/>
+        </w:rPr>
+        <w:t>只能用</w:t>
+      </w:r>
+      <w:r>
+        <w:rPr>
+          <w:rFonts w:hint="eastAsia"/>
+        </w:rPr>
+        <w:t>Claude</w:t>
+      </w:r>
+      <w:r>
+        <w:rPr>
+          <w:rFonts w:hint="eastAsia"/>
+        </w:rPr>
+        <w:t>模型，无法切换其他大模型；</w:t>
+      </w:r>
+    </w:p>
+    <w:p>
+      <w:pPr>
+        <w:ind w:firstLine="420"/>
+        <w:rPr>
+          <w:rFonts w:hint="eastAsia"/>
+        </w:rPr>
+      </w:pPr>
+      <w:r>
+        <w:rPr>
+          <w:rFonts w:hint="eastAsia"/>
+        </w:rPr>
+        <w:t>2</w:t>
+      </w:r>
+      <w:r>
+        <w:rPr>
+          <w:rFonts w:hint="eastAsia"/>
+        </w:rPr>
+        <w:t>、</w:t>
+      </w:r>
+      <w:r>
+        <w:rPr>
+          <w:rFonts w:hint="eastAsia"/>
+        </w:rPr>
+        <w:t>功能单一，</w:t>
+      </w:r>
+      <w:r>
+        <w:rPr>
+          <w:rFonts w:hint="eastAsia"/>
+          <w:color w:val="EE0000"/>
+        </w:rPr>
+        <w:t>仅能做代码相关工作</w:t>
+      </w:r>
+      <w:r>
+        <w:rPr>
+          <w:rFonts w:hint="eastAsia"/>
+        </w:rPr>
+        <w:t>，不能批量自动化处理图片、调度</w:t>
+      </w:r>
+      <w:r>
+        <w:rPr>
+          <w:rFonts w:hint="eastAsia"/>
+        </w:rPr>
+        <w:t>GPU</w:t>
+      </w:r>
+      <w:r>
+        <w:rPr>
+          <w:rFonts w:hint="eastAsia"/>
+        </w:rPr>
+        <w:t>、同步笔记；</w:t>
+      </w:r>
+    </w:p>
+    <w:p>
+      <w:pPr>
+        <w:ind w:firstLine="420"/>
+        <w:rPr>
+          <w:rFonts w:hint="eastAsia"/>
+        </w:rPr>
+      </w:pPr>
+      <w:r>
+        <w:rPr>
+          <w:rFonts w:hint="eastAsia"/>
+        </w:rPr>
+        <w:lastRenderedPageBreak/>
+        <w:t>3</w:t>
+      </w:r>
+      <w:r>
+        <w:rPr>
+          <w:rFonts w:hint="eastAsia"/>
+        </w:rPr>
+        <w:t>、</w:t>
+      </w:r>
+      <w:r>
+        <w:rPr>
+          <w:rFonts w:hint="eastAsia"/>
+        </w:rPr>
+        <w:t>闭源，不可二次开发，自定义能力弱。</w:t>
+      </w:r>
+    </w:p>
+    <w:p>
+      <w:pPr>
+        <w:ind w:firstLine="420"/>
+      </w:pPr>
+      <w:r>
+        <w:rPr>
+          <w:rFonts w:hint="eastAsia"/>
+        </w:rPr>
+        <w:t xml:space="preserve">- </w:t>
+      </w:r>
+      <w:r>
+        <w:t>OpenClaw</w:t>
+      </w:r>
+    </w:p>
+    <w:p>
+      <w:pPr>
+        <w:ind w:firstLine="420"/>
+        <w:rPr>
+          <w:rFonts w:hint="eastAsia"/>
+        </w:rPr>
+      </w:pPr>
+      <w:r>
+        <w:rPr>
+          <w:rFonts w:hint="eastAsia"/>
+        </w:rPr>
+        <w:t>优点</w:t>
+      </w:r>
+    </w:p>
+    <w:p>
+      <w:pPr>
+        <w:ind w:firstLine="420"/>
+      </w:pPr>
+      <w:r>
+        <w:rPr>
+          <w:rFonts w:hint="eastAsia"/>
+        </w:rPr>
+        <w:t>1</w:t>
+      </w:r>
+      <w:r>
+        <w:rPr>
+          <w:rFonts w:hint="eastAsia"/>
+        </w:rPr>
+        <w:t>、</w:t>
+      </w:r>
+      <w:r>
+        <w:rPr>
+          <w:rFonts w:hint="eastAsia"/>
+        </w:rPr>
+        <w:t>模型自由切换：搭配</w:t>
+      </w:r>
+      <w:r>
+        <w:t>CC‑Switch</w:t>
+      </w:r>
+      <w:r>
+        <w:rPr>
+          <w:rFonts w:hint="eastAsia"/>
+        </w:rPr>
+        <w:t>，一键切换多模型；</w:t>
+      </w:r>
+    </w:p>
+    <w:p>
+      <w:pPr>
+        <w:ind w:firstLine="420"/>
+        <w:rPr>
+          <w:rFonts w:hint="eastAsia"/>
+        </w:rPr>
+      </w:pPr>
+      <w:r>
+        <w:rPr>
+          <w:rFonts w:hint="eastAsia"/>
+        </w:rPr>
+        <w:t>2</w:t>
+      </w:r>
+      <w:r>
+        <w:rPr>
+          <w:rFonts w:hint="eastAsia"/>
+        </w:rPr>
+        <w:t>、</w:t>
+      </w:r>
+      <w:r>
+        <w:rPr>
+          <w:rFonts w:hint="eastAsia"/>
+        </w:rPr>
+        <w:t>全能自动化；</w:t>
+      </w:r>
+    </w:p>
+    <w:p>
+      <w:pPr>
+        <w:ind w:firstLine="420"/>
+        <w:rPr>
+          <w:rFonts w:hint="eastAsia"/>
+        </w:rPr>
+      </w:pPr>
+      <w:r>
+        <w:rPr>
+          <w:rFonts w:hint="eastAsia"/>
+        </w:rPr>
+        <w:t>3</w:t>
+      </w:r>
+      <w:r>
+        <w:rPr>
+          <w:rFonts w:hint="eastAsia"/>
+        </w:rPr>
+        <w:t>、</w:t>
+      </w:r>
+      <w:r>
+        <w:rPr>
+          <w:rFonts w:hint="eastAsia"/>
+        </w:rPr>
+        <w:t>开源免费，可商用、可二次开发，本地部署，隐私可控；</w:t>
+      </w:r>
+    </w:p>
+    <w:p>
+      <w:pPr>
+        <w:ind w:firstLine="420"/>
+        <w:rPr>
+          <w:rFonts w:hint="eastAsia"/>
+        </w:rPr>
+      </w:pPr>
+      <w:r>
+        <w:rPr>
+          <w:rFonts w:hint="eastAsia"/>
+        </w:rPr>
+        <w:t>4</w:t>
+      </w:r>
+      <w:r>
+        <w:rPr>
+          <w:rFonts w:hint="eastAsia"/>
+        </w:rPr>
+        <w:t>、</w:t>
+      </w:r>
+      <w:r>
+        <w:rPr>
+          <w:rFonts w:hint="eastAsia"/>
+        </w:rPr>
+        <w:t>支持定时任务、浏览器控制、消息通知，可做长期自动化工作流。</w:t>
+      </w:r>
+    </w:p>
+    <w:p>
+      <w:pPr>
+        <w:ind w:firstLine="420"/>
+        <w:rPr>
+          <w:rFonts w:hint="eastAsia"/>
+        </w:rPr>
+      </w:pPr>
+      <w:r>
+        <w:rPr>
+          <w:rFonts w:hint="eastAsia"/>
+        </w:rPr>
+        <w:t>缺点</w:t>
+      </w:r>
+    </w:p>
+    <w:p>
+      <w:pPr>
+        <w:ind w:firstLine="420"/>
+        <w:rPr>
+          <w:rFonts w:hint="eastAsia"/>
+        </w:rPr>
+      </w:pPr>
+      <w:r>
+        <w:rPr>
+          <w:rFonts w:hint="eastAsia"/>
+        </w:rPr>
+        <w:t>1</w:t>
+      </w:r>
+      <w:r>
+        <w:rPr>
+          <w:rFonts w:hint="eastAsia"/>
+        </w:rPr>
+        <w:t>、</w:t>
+      </w:r>
+      <w:r>
+        <w:rPr>
+          <w:rFonts w:hint="eastAsia"/>
+        </w:rPr>
+        <w:t>代码能力弱于</w:t>
+      </w:r>
+      <w:r>
+        <w:rPr>
+          <w:rFonts w:hint="eastAsia"/>
+        </w:rPr>
+        <w:t>ClaudeCode</w:t>
+      </w:r>
+      <w:r>
+        <w:rPr>
+          <w:rFonts w:hint="eastAsia"/>
+        </w:rPr>
+        <w:t>；</w:t>
+      </w:r>
+    </w:p>
+    <w:p>
+      <w:pPr>
+        <w:ind w:firstLine="420"/>
+        <w:rPr>
+          <w:rFonts w:hint="eastAsia"/>
+        </w:rPr>
+      </w:pPr>
+      <w:r>
+        <w:rPr>
+          <w:rFonts w:hint="eastAsia"/>
+        </w:rPr>
+        <w:t>2</w:t>
+      </w:r>
+      <w:r>
+        <w:rPr>
+          <w:rFonts w:hint="eastAsia"/>
+        </w:rPr>
+        <w:t>、</w:t>
+      </w:r>
+      <w:r>
+        <w:rPr>
+          <w:rFonts w:hint="eastAsia"/>
+        </w:rPr>
+        <w:t>上手有门槛，部署、配置、调试成本高于</w:t>
+      </w:r>
+      <w:r>
+        <w:rPr>
+          <w:rFonts w:hint="eastAsia"/>
+        </w:rPr>
+        <w:t>ClaudeCode</w:t>
+      </w:r>
+      <w:r>
+        <w:rPr>
+          <w:rFonts w:hint="eastAsia"/>
+        </w:rPr>
+        <w:t>；</w:t>
+      </w:r>
+    </w:p>
+    <w:p>
+      <w:pPr>
+        <w:ind w:firstLine="420"/>
+      </w:pPr>
+      <w:r>
+        <w:rPr>
+          <w:rFonts w:hint="eastAsia"/>
+        </w:rPr>
+        <w:t>3</w:t>
+      </w:r>
+      <w:r>
+        <w:rPr>
+          <w:rFonts w:hint="eastAsia"/>
+        </w:rPr>
+        <w:t>、</w:t>
+      </w:r>
+      <w:r>
+        <w:t>vibe‑coding</w:t>
+      </w:r>
+      <w:r>
+        <w:rPr>
+          <w:rFonts w:hint="eastAsia"/>
+        </w:rPr>
+        <w:t>为通用实现，缺少代码原生深度优化。</w:t>
       </w:r>
     </w:p>
     <w:p>
@@ -3350,13 +3903,7 @@
         <w:t>概述</w:t>
       </w:r>
     </w:p>
-    <w:p>
-      <w:pPr>
-        <w:rPr>
-          <w:rFonts w:hint="eastAsia"/>
-        </w:rPr>
-      </w:pPr>
-    </w:p>
+    <w:p/>
     <w:p>
       <w:pPr>
         <w:pStyle w:val="2"/>
@@ -3405,9 +3952,6 @@
     <w:p>
       <w:pPr>
         <w:pStyle w:val="3"/>
-        <w:rPr>
-          <w:rFonts w:hint="eastAsia"/>
-        </w:rPr>
       </w:pPr>
       <w:r>
         <w:rPr>
@@ -3458,9 +4002,6 @@
     <w:p>
       <w:pPr>
         <w:pStyle w:val="3"/>
-        <w:rPr>
-          <w:rFonts w:hint="eastAsia"/>
-        </w:rPr>
       </w:pPr>
       <w:r>
         <w:rPr>
@@ -3545,14 +4086,12 @@
       <w:pPr>
         <w:pStyle w:val="3"/>
       </w:pPr>
-      <w:proofErr w:type="spellStart"/>
       <w:r>
         <w:rPr>
           <w:rFonts w:hint="eastAsia"/>
         </w:rPr>
         <w:t>exe.dev</w:t>
       </w:r>
-      <w:proofErr w:type="spellEnd"/>
     </w:p>
     <w:p>
       <w:pPr>
@@ -3579,18 +4118,13 @@
     <w:p>
       <w:pPr>
         <w:pStyle w:val="3"/>
-        <w:rPr>
-          <w:rFonts w:hint="eastAsia"/>
-        </w:rPr>
-      </w:pPr>
-      <w:proofErr w:type="spellStart"/>
+      </w:pPr>
       <w:r>
         <w:rPr>
           <w:rFonts w:hint="eastAsia"/>
         </w:rPr>
         <w:t>Northflank</w:t>
       </w:r>
-      <w:proofErr w:type="spellEnd"/>
     </w:p>
     <w:p>
       <w:pPr>
@@ -3606,9 +4140,6 @@
     <w:p>
       <w:pPr>
         <w:pStyle w:val="3"/>
-        <w:rPr>
-          <w:rFonts w:hint="eastAsia"/>
-        </w:rPr>
       </w:pPr>
       <w:r>
         <w:rPr>
@@ -3642,9 +4173,6 @@
     <w:p>
       <w:pPr>
         <w:pStyle w:val="3"/>
-        <w:rPr>
-          <w:rFonts w:hint="eastAsia"/>
-        </w:rPr>
       </w:pPr>
       <w:r>
         <w:rPr>
@@ -3708,9 +4236,6 @@
     <w:p>
       <w:pPr>
         <w:pStyle w:val="3"/>
-        <w:rPr>
-          <w:rFonts w:hint="eastAsia"/>
-        </w:rPr>
       </w:pPr>
       <w:r>
         <w:rPr>
@@ -3731,11 +4256,9 @@
       <w:pPr>
         <w:pStyle w:val="3"/>
       </w:pPr>
-      <w:proofErr w:type="spellStart"/>
       <w:r>
         <w:t>Mattermost</w:t>
       </w:r>
-      <w:proofErr w:type="spellEnd"/>
     </w:p>
     <w:p>
       <w:pPr>
@@ -3749,24 +4272,17 @@
       <w:pPr>
         <w:pStyle w:val="3"/>
       </w:pPr>
-      <w:proofErr w:type="spellStart"/>
-      <w:r>
-        <w:t>Nextcloud</w:t>
-      </w:r>
-      <w:proofErr w:type="spellEnd"/>
-      <w:r>
-        <w:t xml:space="preserve"> Talk</w:t>
-      </w:r>
-    </w:p>
-    <w:p>
-      <w:pPr>
-        <w:pStyle w:val="3"/>
-      </w:pPr>
-      <w:proofErr w:type="spellStart"/>
+      <w:r>
+        <w:t>Nextcloud Talk</w:t>
+      </w:r>
+    </w:p>
+    <w:p>
+      <w:pPr>
+        <w:pStyle w:val="3"/>
+      </w:pPr>
       <w:r>
         <w:t>Nostr</w:t>
       </w:r>
-      <w:proofErr w:type="spellEnd"/>
     </w:p>
     <w:p>
       <w:pPr>
@@ -3796,11 +4312,9 @@
       <w:pPr>
         <w:pStyle w:val="3"/>
       </w:pPr>
-      <w:proofErr w:type="spellStart"/>
       <w:r>
         <w:t>Tlon</w:t>
       </w:r>
-      <w:proofErr w:type="spellEnd"/>
     </w:p>
     <w:p>
       <w:pPr>
@@ -3822,32 +4336,19 @@
       <w:pPr>
         <w:pStyle w:val="3"/>
       </w:pPr>
-      <w:proofErr w:type="spellStart"/>
       <w:r>
         <w:t>Zalo</w:t>
       </w:r>
-      <w:proofErr w:type="spellEnd"/>
-    </w:p>
-    <w:p>
-      <w:pPr>
-        <w:pStyle w:val="3"/>
-        <w:rPr>
-          <w:rFonts w:hint="eastAsia"/>
-        </w:rPr>
-      </w:pPr>
-      <w:proofErr w:type="spellStart"/>
-      <w:r>
-        <w:rPr>
-          <w:rFonts w:hint="eastAsia"/>
-        </w:rPr>
-        <w:t>Zalo</w:t>
-      </w:r>
-      <w:proofErr w:type="spellEnd"/>
-      <w:r>
-        <w:rPr>
-          <w:rFonts w:hint="eastAsia"/>
-        </w:rPr>
-        <w:t xml:space="preserve"> </w:t>
+    </w:p>
+    <w:p>
+      <w:pPr>
+        <w:pStyle w:val="3"/>
+      </w:pPr>
+      <w:r>
+        <w:rPr>
+          <w:rFonts w:hint="eastAsia"/>
+        </w:rPr>
+        <w:t xml:space="preserve">Zalo </w:t>
       </w:r>
       <w:r>
         <w:rPr>
@@ -3859,9 +4360,6 @@
     <w:p>
       <w:pPr>
         <w:pStyle w:val="2"/>
-        <w:rPr>
-          <w:rFonts w:hint="eastAsia"/>
-        </w:rPr>
       </w:pPr>
       <w:r>
         <w:rPr>
@@ -3873,9 +4371,6 @@
     <w:p>
       <w:pPr>
         <w:pStyle w:val="3"/>
-        <w:rPr>
-          <w:rFonts w:hint="eastAsia"/>
-        </w:rPr>
       </w:pPr>
       <w:r>
         <w:rPr>
@@ -3911,9 +4406,6 @@
     <w:p>
       <w:pPr>
         <w:pStyle w:val="3"/>
-        <w:rPr>
-          <w:rFonts w:hint="eastAsia"/>
-        </w:rPr>
       </w:pPr>
       <w:r>
         <w:rPr>
@@ -3925,9 +4417,6 @@
     <w:p>
       <w:pPr>
         <w:pStyle w:val="3"/>
-        <w:rPr>
-          <w:rFonts w:hint="eastAsia"/>
-        </w:rPr>
       </w:pPr>
       <w:r>
         <w:rPr>
@@ -3939,9 +4428,6 @@
     <w:p>
       <w:pPr>
         <w:pStyle w:val="3"/>
-        <w:rPr>
-          <w:rFonts w:hint="eastAsia"/>
-        </w:rPr>
       </w:pPr>
       <w:r>
         <w:rPr>
@@ -4014,21 +4500,7 @@
         <w:rPr>
           <w:rFonts w:hint="eastAsia"/>
         </w:rPr>
-        <w:t>智能</w:t>
-      </w:r>
-      <w:proofErr w:type="gramStart"/>
-      <w:r>
-        <w:rPr>
-          <w:rFonts w:hint="eastAsia"/>
-        </w:rPr>
-        <w:t>体运行</w:t>
-      </w:r>
-      <w:proofErr w:type="gramEnd"/>
-      <w:r>
-        <w:rPr>
-          <w:rFonts w:hint="eastAsia"/>
-        </w:rPr>
-        <w:t>时</w:t>
+        <w:t>智能体运行时</w:t>
       </w:r>
     </w:p>
     <w:p>
@@ -4079,9 +4551,6 @@
     <w:p>
       <w:pPr>
         <w:pStyle w:val="3"/>
-        <w:rPr>
-          <w:rFonts w:hint="eastAsia"/>
-        </w:rPr>
       </w:pPr>
       <w:r>
         <w:rPr>
@@ -4104,9 +4573,6 @@
     <w:p>
       <w:pPr>
         <w:pStyle w:val="3"/>
-        <w:rPr>
-          <w:rFonts w:hint="eastAsia"/>
-        </w:rPr>
       </w:pPr>
       <w:r>
         <w:rPr>
@@ -4173,9 +4639,6 @@
     <w:p>
       <w:pPr>
         <w:pStyle w:val="3"/>
-        <w:rPr>
-          <w:rFonts w:hint="eastAsia"/>
-        </w:rPr>
       </w:pPr>
       <w:r>
         <w:rPr>
@@ -4209,9 +4672,6 @@
     <w:p>
       <w:pPr>
         <w:pStyle w:val="3"/>
-        <w:rPr>
-          <w:rFonts w:hint="eastAsia"/>
-        </w:rPr>
       </w:pPr>
       <w:r>
         <w:rPr>
@@ -4267,9 +4727,6 @@
     <w:p>
       <w:pPr>
         <w:pStyle w:val="3"/>
-        <w:rPr>
-          <w:rFonts w:hint="eastAsia"/>
-        </w:rPr>
       </w:pPr>
       <w:r>
         <w:rPr>
@@ -4315,14 +4772,12 @@
       <w:pPr>
         <w:pStyle w:val="3"/>
       </w:pPr>
-      <w:proofErr w:type="spellStart"/>
       <w:r>
         <w:rPr>
           <w:rFonts w:hint="eastAsia"/>
         </w:rPr>
         <w:t>apply_patch</w:t>
       </w:r>
-      <w:proofErr w:type="spellEnd"/>
       <w:r>
         <w:rPr>
           <w:rFonts w:hint="eastAsia"/>
@@ -4390,14 +4845,12 @@
       <w:pPr>
         <w:pStyle w:val="3"/>
       </w:pPr>
-      <w:proofErr w:type="spellStart"/>
       <w:r>
         <w:rPr>
           <w:rFonts w:hint="eastAsia"/>
         </w:rPr>
         <w:t>Firecrwal</w:t>
       </w:r>
-      <w:proofErr w:type="spellEnd"/>
     </w:p>
     <w:p>
       <w:pPr>
@@ -4434,10 +4887,7 @@
         <w:t>/</w:t>
       </w:r>
       <w:r>
-        <w:t xml:space="preserve"> </w:t>
-      </w:r>
-      <w:r>
-        <w:t>Lobster</w:t>
+        <w:t xml:space="preserve"> Lobster</w:t>
       </w:r>
     </w:p>
     <w:p>
@@ -4482,9 +4932,6 @@
     <w:p>
       <w:pPr>
         <w:pStyle w:val="3"/>
-        <w:rPr>
-          <w:rFonts w:hint="eastAsia"/>
-        </w:rPr>
       </w:pPr>
       <w:r>
         <w:rPr>
@@ -4514,14 +4961,12 @@
         </w:rPr>
         <w:t>浏览器（由</w:t>
       </w:r>
-      <w:proofErr w:type="spellStart"/>
       <w:r>
         <w:rPr>
           <w:rFonts w:hint="eastAsia"/>
         </w:rPr>
         <w:t>OpenClaw</w:t>
       </w:r>
-      <w:proofErr w:type="spellEnd"/>
       <w:r>
         <w:rPr>
           <w:rFonts w:hint="eastAsia"/>
@@ -4543,9 +4988,6 @@
     <w:p>
       <w:pPr>
         <w:pStyle w:val="3"/>
-        <w:rPr>
-          <w:rFonts w:hint="eastAsia"/>
-        </w:rPr>
       </w:pPr>
       <w:r>
         <w:rPr>
@@ -4590,29 +5032,12 @@
     <w:p>
       <w:pPr>
         <w:pStyle w:val="3"/>
-        <w:rPr>
-          <w:rFonts w:hint="eastAsia"/>
-        </w:rPr>
-      </w:pPr>
-      <w:r>
-        <w:rPr>
-          <w:rFonts w:hint="eastAsia"/>
-        </w:rPr>
-        <w:t xml:space="preserve">Multi-agent </w:t>
-      </w:r>
-      <w:proofErr w:type="spellStart"/>
-      <w:r>
-        <w:rPr>
-          <w:rFonts w:hint="eastAsia"/>
-        </w:rPr>
-        <w:t>sanbox</w:t>
-      </w:r>
-      <w:proofErr w:type="spellEnd"/>
-      <w:r>
-        <w:rPr>
-          <w:rFonts w:hint="eastAsia"/>
-        </w:rPr>
-        <w:t xml:space="preserve"> and tools</w:t>
+      </w:pPr>
+      <w:r>
+        <w:rPr>
+          <w:rFonts w:hint="eastAsia"/>
+        </w:rPr>
+        <w:t>Multi-agent sanbox and tools</w:t>
       </w:r>
     </w:p>
     <w:p>
@@ -4679,9 +5104,6 @@
     <w:p>
       <w:pPr>
         <w:pStyle w:val="3"/>
-        <w:rPr>
-          <w:rFonts w:hint="eastAsia"/>
-        </w:rPr>
       </w:pPr>
       <w:r>
         <w:rPr>
@@ -4716,14 +5138,12 @@
       <w:pPr>
         <w:pStyle w:val="3"/>
       </w:pPr>
-      <w:proofErr w:type="spellStart"/>
       <w:r>
         <w:rPr>
           <w:rFonts w:hint="eastAsia"/>
         </w:rPr>
         <w:t>Zalo</w:t>
       </w:r>
-      <w:proofErr w:type="spellEnd"/>
       <w:r>
         <w:rPr>
           <w:rFonts w:hint="eastAsia"/>
@@ -4756,18 +5176,13 @@
     <w:p>
       <w:pPr>
         <w:pStyle w:val="3"/>
-        <w:rPr>
-          <w:rFonts w:hint="eastAsia"/>
-        </w:rPr>
-      </w:pPr>
-      <w:proofErr w:type="spellStart"/>
+      </w:pPr>
       <w:r>
         <w:rPr>
           <w:rFonts w:hint="eastAsia"/>
         </w:rPr>
         <w:t>OpenProse</w:t>
       </w:r>
-      <w:proofErr w:type="spellEnd"/>
     </w:p>
     <w:p>
       <w:pPr>
@@ -4794,9 +5209,6 @@
     <w:p>
       <w:pPr>
         <w:pStyle w:val="3"/>
-        <w:rPr>
-          <w:rFonts w:hint="eastAsia"/>
-        </w:rPr>
       </w:pPr>
       <w:r>
         <w:rPr>
@@ -4931,9 +5343,6 @@
     <w:p>
       <w:pPr>
         <w:pStyle w:val="3"/>
-        <w:rPr>
-          <w:rFonts w:hint="eastAsia"/>
-        </w:rPr>
       </w:pPr>
       <w:r>
         <w:rPr>
@@ -4978,9 +5387,6 @@
     <w:p>
       <w:pPr>
         <w:pStyle w:val="3"/>
-        <w:rPr>
-          <w:rFonts w:hint="eastAsia"/>
-        </w:rPr>
       </w:pPr>
       <w:r>
         <w:rPr>
@@ -5014,9 +5420,6 @@
     <w:p>
       <w:pPr>
         <w:pStyle w:val="3"/>
-        <w:rPr>
-          <w:rFonts w:hint="eastAsia"/>
-        </w:rPr>
       </w:pPr>
       <w:r>
         <w:rPr>
@@ -5055,9 +5458,6 @@
     <w:p>
       <w:pPr>
         <w:pStyle w:val="3"/>
-        <w:rPr>
-          <w:rFonts w:hint="eastAsia"/>
-        </w:rPr>
       </w:pPr>
       <w:r>
         <w:rPr>
@@ -5076,11 +5476,9 @@
       <w:pPr>
         <w:pStyle w:val="3"/>
       </w:pPr>
-      <w:proofErr w:type="spellStart"/>
       <w:r>
         <w:t>Deepgram</w:t>
       </w:r>
-      <w:proofErr w:type="spellEnd"/>
     </w:p>
     <w:p>
       <w:pPr>
@@ -5093,9 +5491,6 @@
     <w:p>
       <w:pPr>
         <w:pStyle w:val="3"/>
-        <w:rPr>
-          <w:rFonts w:hint="eastAsia"/>
-        </w:rPr>
       </w:pPr>
       <w:r>
         <w:rPr>
@@ -5122,31 +5517,25 @@
       <w:pPr>
         <w:pStyle w:val="3"/>
       </w:pPr>
-      <w:proofErr w:type="spellStart"/>
       <w:r>
         <w:t>MiniMax</w:t>
       </w:r>
-      <w:proofErr w:type="spellEnd"/>
-    </w:p>
-    <w:p>
-      <w:pPr>
-        <w:pStyle w:val="3"/>
-      </w:pPr>
-      <w:proofErr w:type="spellStart"/>
+    </w:p>
+    <w:p>
+      <w:pPr>
+        <w:pStyle w:val="3"/>
+      </w:pPr>
       <w:r>
         <w:t>OpenCode</w:t>
       </w:r>
-      <w:proofErr w:type="spellEnd"/>
-    </w:p>
-    <w:p>
-      <w:pPr>
-        <w:pStyle w:val="3"/>
-      </w:pPr>
-      <w:proofErr w:type="spellStart"/>
+    </w:p>
+    <w:p>
+      <w:pPr>
+        <w:pStyle w:val="3"/>
+      </w:pPr>
       <w:r>
         <w:t>Ollama</w:t>
       </w:r>
-      <w:proofErr w:type="spellEnd"/>
     </w:p>
     <w:p>
       <w:pPr>
@@ -5161,18 +5550,13 @@
       <w:pPr>
         <w:pStyle w:val="3"/>
       </w:pPr>
-      <w:proofErr w:type="spellStart"/>
       <w:r>
         <w:t>OpenRouter</w:t>
       </w:r>
-      <w:proofErr w:type="spellEnd"/>
-    </w:p>
-    <w:p>
-      <w:pPr>
-        <w:pStyle w:val="3"/>
-        <w:rPr>
-          <w:rFonts w:hint="eastAsia"/>
-        </w:rPr>
+    </w:p>
+    <w:p>
+      <w:pPr>
+        <w:pStyle w:val="3"/>
       </w:pPr>
       <w:r>
         <w:rPr>
@@ -5208,23 +5592,12 @@
     <w:p>
       <w:pPr>
         <w:pStyle w:val="3"/>
-        <w:rPr>
-          <w:rFonts w:hint="eastAsia"/>
-        </w:rPr>
-      </w:pPr>
-      <w:proofErr w:type="spellStart"/>
-      <w:r>
-        <w:rPr>
-          <w:rFonts w:hint="eastAsia"/>
-        </w:rPr>
-        <w:t>Vercel</w:t>
-      </w:r>
-      <w:proofErr w:type="spellEnd"/>
-      <w:r>
-        <w:rPr>
-          <w:rFonts w:hint="eastAsia"/>
-        </w:rPr>
-        <w:t xml:space="preserve"> AI </w:t>
+      </w:pPr>
+      <w:r>
+        <w:rPr>
+          <w:rFonts w:hint="eastAsia"/>
+        </w:rPr>
+        <w:t xml:space="preserve">Vercel AI </w:t>
       </w:r>
       <w:r>
         <w:rPr>
@@ -5238,13 +5611,8 @@
         <w:pStyle w:val="3"/>
       </w:pPr>
       <w:r>
-        <w:t xml:space="preserve">Xiaomi </w:t>
-      </w:r>
-      <w:proofErr w:type="spellStart"/>
-      <w:r>
-        <w:t>MiMo</w:t>
-      </w:r>
-      <w:proofErr w:type="spellEnd"/>
+        <w:t>Xiaomi MiMo</w:t>
+      </w:r>
     </w:p>
     <w:p>
       <w:pPr>
@@ -5268,9 +5636,6 @@
     <w:p>
       <w:pPr>
         <w:pStyle w:val="2"/>
-        <w:rPr>
-          <w:rFonts w:hint="eastAsia"/>
-        </w:rPr>
       </w:pPr>
       <w:r>
         <w:rPr>
@@ -5282,9 +5647,6 @@
     <w:p>
       <w:pPr>
         <w:pStyle w:val="3"/>
-        <w:rPr>
-          <w:rFonts w:hint="eastAsia"/>
-        </w:rPr>
       </w:pPr>
       <w:r>
         <w:rPr>
@@ -5302,9 +5664,6 @@
     <w:p>
       <w:pPr>
         <w:pStyle w:val="3"/>
-        <w:rPr>
-          <w:rFonts w:hint="eastAsia"/>
-        </w:rPr>
       </w:pPr>
       <w:r>
         <w:rPr>
@@ -5330,9 +5689,6 @@
     <w:p>
       <w:pPr>
         <w:pStyle w:val="3"/>
-        <w:rPr>
-          <w:rFonts w:hint="eastAsia"/>
-        </w:rPr>
       </w:pPr>
       <w:r>
         <w:rPr>
@@ -5350,9 +5706,6 @@
     <w:p>
       <w:pPr>
         <w:pStyle w:val="3"/>
-        <w:rPr>
-          <w:rFonts w:hint="eastAsia"/>
-        </w:rPr>
       </w:pPr>
       <w:r>
         <w:rPr>
@@ -5370,18 +5723,13 @@
     <w:p>
       <w:pPr>
         <w:pStyle w:val="3"/>
-        <w:rPr>
-          <w:rFonts w:hint="eastAsia"/>
-        </w:rPr>
-      </w:pPr>
-      <w:proofErr w:type="spellStart"/>
+      </w:pPr>
       <w:r>
         <w:rPr>
           <w:rFonts w:hint="eastAsia"/>
         </w:rPr>
         <w:t>DigitalOcean</w:t>
       </w:r>
-      <w:proofErr w:type="spellEnd"/>
       <w:r>
         <w:rPr>
           <w:rFonts w:hint="eastAsia"/>
@@ -5392,9 +5740,6 @@
     <w:p>
       <w:pPr>
         <w:pStyle w:val="3"/>
-        <w:rPr>
-          <w:rFonts w:hint="eastAsia"/>
-        </w:rPr>
       </w:pPr>
       <w:r>
         <w:rPr>
@@ -5412,9 +5757,6 @@
     <w:p>
       <w:pPr>
         <w:pStyle w:val="3"/>
-        <w:rPr>
-          <w:rFonts w:hint="eastAsia"/>
-        </w:rPr>
       </w:pPr>
       <w:r>
         <w:rPr>
@@ -5432,9 +5774,6 @@
     <w:p>
       <w:pPr>
         <w:pStyle w:val="2"/>
-        <w:rPr>
-          <w:rFonts w:hint="eastAsia"/>
-        </w:rPr>
       </w:pPr>
       <w:r>
         <w:rPr>
@@ -5452,9 +5791,6 @@
     <w:p>
       <w:pPr>
         <w:pStyle w:val="3"/>
-        <w:rPr>
-          <w:rFonts w:hint="eastAsia"/>
-        </w:rPr>
       </w:pPr>
       <w:r>
         <w:rPr>
@@ -5472,9 +5808,6 @@
     <w:p>
       <w:pPr>
         <w:pStyle w:val="3"/>
-        <w:rPr>
-          <w:rFonts w:hint="eastAsia"/>
-        </w:rPr>
       </w:pPr>
       <w:r>
         <w:rPr>
@@ -5486,9 +5819,6 @@
     <w:p>
       <w:pPr>
         <w:pStyle w:val="3"/>
-        <w:rPr>
-          <w:rFonts w:hint="eastAsia"/>
-        </w:rPr>
       </w:pPr>
       <w:r>
         <w:rPr>
@@ -5512,9 +5842,6 @@
     <w:p>
       <w:pPr>
         <w:pStyle w:val="3"/>
-        <w:rPr>
-          <w:rFonts w:hint="eastAsia"/>
-        </w:rPr>
       </w:pPr>
       <w:r>
         <w:rPr>
@@ -5526,18 +5853,13 @@
     <w:p>
       <w:pPr>
         <w:pStyle w:val="3"/>
-        <w:rPr>
-          <w:rFonts w:hint="eastAsia"/>
-        </w:rPr>
-      </w:pPr>
-      <w:proofErr w:type="spellStart"/>
+      </w:pPr>
       <w:r>
         <w:rPr>
           <w:rFonts w:hint="eastAsia"/>
         </w:rPr>
         <w:t>WebChat</w:t>
       </w:r>
-      <w:proofErr w:type="spellEnd"/>
       <w:r>
         <w:rPr>
           <w:rFonts w:hint="eastAsia"/>
@@ -5560,9 +5882,6 @@
     <w:p>
       <w:pPr>
         <w:pStyle w:val="3"/>
-        <w:rPr>
-          <w:rFonts w:hint="eastAsia"/>
-        </w:rPr>
       </w:pPr>
       <w:r>
         <w:rPr>
@@ -5574,9 +5893,6 @@
     <w:p>
       <w:pPr>
         <w:pStyle w:val="3"/>
-        <w:rPr>
-          <w:rFonts w:hint="eastAsia"/>
-        </w:rPr>
       </w:pPr>
       <w:r>
         <w:rPr>
@@ -5606,9 +5922,6 @@
     <w:p>
       <w:pPr>
         <w:pStyle w:val="3"/>
-        <w:rPr>
-          <w:rFonts w:hint="eastAsia"/>
-        </w:rPr>
       </w:pPr>
       <w:r>
         <w:rPr>
@@ -5632,9 +5945,6 @@
     <w:p>
       <w:pPr>
         <w:pStyle w:val="3"/>
-        <w:rPr>
-          <w:rFonts w:hint="eastAsia"/>
-        </w:rPr>
       </w:pPr>
       <w:r>
         <w:rPr>
@@ -5646,9 +5956,6 @@
     <w:p>
       <w:pPr>
         <w:pStyle w:val="3"/>
-        <w:rPr>
-          <w:rFonts w:hint="eastAsia"/>
-        </w:rPr>
       </w:pPr>
       <w:r>
         <w:rPr>
@@ -5667,9 +5974,6 @@
     <w:p>
       <w:pPr>
         <w:pStyle w:val="3"/>
-        <w:rPr>
-          <w:rFonts w:hint="eastAsia"/>
-        </w:rPr>
       </w:pPr>
       <w:r>
         <w:rPr>
@@ -5687,9 +5991,6 @@
     <w:p>
       <w:pPr>
         <w:pStyle w:val="3"/>
-        <w:rPr>
-          <w:rFonts w:hint="eastAsia"/>
-        </w:rPr>
       </w:pPr>
       <w:r>
         <w:rPr>
@@ -5701,9 +6002,6 @@
     <w:p>
       <w:pPr>
         <w:pStyle w:val="3"/>
-        <w:rPr>
-          <w:rFonts w:hint="eastAsia"/>
-        </w:rPr>
       </w:pPr>
       <w:r>
         <w:rPr>
@@ -5721,9 +6019,6 @@
     <w:p>
       <w:pPr>
         <w:pStyle w:val="3"/>
-        <w:rPr>
-          <w:rFonts w:hint="eastAsia"/>
-        </w:rPr>
       </w:pPr>
       <w:r>
         <w:rPr>
@@ -5761,9 +6056,6 @@
     <w:p>
       <w:pPr>
         <w:pStyle w:val="3"/>
-        <w:rPr>
-          <w:rFonts w:hint="eastAsia"/>
-        </w:rPr>
       </w:pPr>
       <w:r>
         <w:rPr>
@@ -5793,29 +6085,12 @@
     <w:p>
       <w:pPr>
         <w:pStyle w:val="3"/>
-        <w:rPr>
-          <w:rFonts w:hint="eastAsia"/>
-        </w:rPr>
-      </w:pPr>
-      <w:r>
-        <w:rPr>
-          <w:rFonts w:hint="eastAsia"/>
-        </w:rPr>
-        <w:t>躲猫</w:t>
-      </w:r>
-      <w:proofErr w:type="gramStart"/>
-      <w:r>
-        <w:rPr>
-          <w:rFonts w:hint="eastAsia"/>
-        </w:rPr>
-        <w:t>猫</w:t>
-      </w:r>
-      <w:proofErr w:type="gramEnd"/>
-      <w:r>
-        <w:rPr>
-          <w:rFonts w:hint="eastAsia"/>
-        </w:rPr>
-        <w:t>桥接</w:t>
+      </w:pPr>
+      <w:r>
+        <w:rPr>
+          <w:rFonts w:hint="eastAsia"/>
+        </w:rPr>
+        <w:t>躲猫猫桥接</w:t>
       </w:r>
     </w:p>
     <w:p>
@@ -5832,9 +6107,6 @@
     <w:p>
       <w:pPr>
         <w:pStyle w:val="2"/>
-        <w:rPr>
-          <w:rFonts w:hint="eastAsia"/>
-        </w:rPr>
       </w:pPr>
       <w:r>
         <w:rPr>
@@ -5846,9 +6118,6 @@
     <w:p>
       <w:pPr>
         <w:pStyle w:val="3"/>
-        <w:rPr>
-          <w:rFonts w:hint="eastAsia"/>
-        </w:rPr>
       </w:pPr>
       <w:r>
         <w:rPr>
@@ -5877,9 +6146,6 @@
     <w:p>
       <w:pPr>
         <w:pStyle w:val="4"/>
-        <w:rPr>
-          <w:rFonts w:hint="eastAsia"/>
-        </w:rPr>
       </w:pPr>
       <w:r>
         <w:rPr>
@@ -5891,9 +6157,6 @@
     <w:p>
       <w:pPr>
         <w:pStyle w:val="4"/>
-        <w:rPr>
-          <w:rFonts w:hint="eastAsia"/>
-        </w:rPr>
       </w:pPr>
       <w:r>
         <w:rPr>
@@ -5905,9 +6168,6 @@
     <w:p>
       <w:pPr>
         <w:pStyle w:val="4"/>
-        <w:rPr>
-          <w:rFonts w:hint="eastAsia"/>
-        </w:rPr>
       </w:pPr>
       <w:r>
         <w:rPr>
@@ -5919,9 +6179,6 @@
     <w:p>
       <w:pPr>
         <w:pStyle w:val="4"/>
-        <w:rPr>
-          <w:rFonts w:hint="eastAsia"/>
-        </w:rPr>
       </w:pPr>
       <w:r>
         <w:rPr>
@@ -5949,9 +6206,6 @@
     <w:p>
       <w:pPr>
         <w:pStyle w:val="4"/>
-        <w:rPr>
-          <w:rFonts w:hint="eastAsia"/>
-        </w:rPr>
       </w:pPr>
       <w:r>
         <w:rPr>
@@ -5969,9 +6223,6 @@
     <w:p>
       <w:pPr>
         <w:pStyle w:val="4"/>
-        <w:rPr>
-          <w:rFonts w:hint="eastAsia"/>
-        </w:rPr>
       </w:pPr>
       <w:r>
         <w:rPr>
@@ -5989,9 +6240,6 @@
     <w:p>
       <w:pPr>
         <w:pStyle w:val="4"/>
-        <w:rPr>
-          <w:rFonts w:hint="eastAsia"/>
-        </w:rPr>
       </w:pPr>
       <w:r>
         <w:rPr>
@@ -6015,9 +6263,6 @@
     <w:p>
       <w:pPr>
         <w:pStyle w:val="4"/>
-        <w:rPr>
-          <w:rFonts w:hint="eastAsia"/>
-        </w:rPr>
       </w:pPr>
       <w:r>
         <w:rPr>
@@ -6041,9 +6286,6 @@
     <w:p>
       <w:pPr>
         <w:pStyle w:val="4"/>
-        <w:rPr>
-          <w:rFonts w:hint="eastAsia"/>
-        </w:rPr>
       </w:pPr>
       <w:r>
         <w:t>Troubleshooting</w:t>
@@ -6063,9 +6305,6 @@
     <w:p>
       <w:pPr>
         <w:pStyle w:val="4"/>
-        <w:rPr>
-          <w:rFonts w:hint="eastAsia"/>
-        </w:rPr>
       </w:pPr>
       <w:r>
         <w:rPr>
@@ -6085,9 +6324,6 @@
     <w:p>
       <w:pPr>
         <w:pStyle w:val="4"/>
-        <w:rPr>
-          <w:rFonts w:hint="eastAsia"/>
-        </w:rPr>
       </w:pPr>
       <w:r>
         <w:rPr>
@@ -6116,9 +6352,6 @@
     <w:p>
       <w:pPr>
         <w:pStyle w:val="4"/>
-        <w:rPr>
-          <w:rFonts w:hint="eastAsia"/>
-        </w:rPr>
       </w:pPr>
       <w:r>
         <w:rPr>
@@ -6136,9 +6369,6 @@
     <w:p>
       <w:pPr>
         <w:pStyle w:val="4"/>
-        <w:rPr>
-          <w:rFonts w:hint="eastAsia"/>
-        </w:rPr>
       </w:pPr>
       <w:r>
         <w:rPr>
@@ -6151,9 +6381,6 @@
     <w:p>
       <w:pPr>
         <w:pStyle w:val="4"/>
-        <w:rPr>
-          <w:rFonts w:hint="eastAsia"/>
-        </w:rPr>
       </w:pPr>
       <w:r>
         <w:rPr>
@@ -6172,41 +6399,322 @@
       <w:pPr>
         <w:pStyle w:val="4"/>
       </w:pPr>
-      <w:proofErr w:type="spellStart"/>
-      <w:r>
-        <w:t>OpenResponses</w:t>
-      </w:r>
-      <w:proofErr w:type="spellEnd"/>
-      <w:r>
+      <w:r>
+        <w:t>OpenResponses API</w:t>
+      </w:r>
+    </w:p>
+    <w:p>
+      <w:pPr>
+        <w:pStyle w:val="4"/>
+      </w:pPr>
+      <w:r>
+        <w:rPr>
+          <w:rFonts w:hint="eastAsia"/>
+        </w:rPr>
+        <w:t>工具调用</w:t>
+      </w:r>
+      <w:r>
+        <w:rPr>
+          <w:rFonts w:hint="eastAsia"/>
+        </w:rPr>
         <w:t xml:space="preserve"> API</w:t>
       </w:r>
     </w:p>
     <w:p>
       <w:pPr>
         <w:pStyle w:val="4"/>
-        <w:rPr>
-          <w:rFonts w:hint="eastAsia"/>
-        </w:rPr>
-      </w:pPr>
-      <w:r>
-        <w:rPr>
-          <w:rFonts w:hint="eastAsia"/>
-        </w:rPr>
-        <w:t>工具调用</w:t>
-      </w:r>
-      <w:r>
-        <w:rPr>
-          <w:rFonts w:hint="eastAsia"/>
-        </w:rPr>
-        <w:t xml:space="preserve"> API</w:t>
+      </w:pPr>
+      <w:r>
+        <w:rPr>
+          <w:rFonts w:hint="eastAsia"/>
+        </w:rPr>
+        <w:t xml:space="preserve">CLI </w:t>
+      </w:r>
+      <w:r>
+        <w:rPr>
+          <w:rFonts w:hint="eastAsia"/>
+        </w:rPr>
+        <w:t>后端</w:t>
       </w:r>
     </w:p>
     <w:p>
       <w:pPr>
         <w:pStyle w:val="4"/>
-        <w:rPr>
-          <w:rFonts w:hint="eastAsia"/>
-        </w:rPr>
+      </w:pPr>
+      <w:r>
+        <w:rPr>
+          <w:rFonts w:hint="eastAsia"/>
+        </w:rPr>
+        <w:t>本地模型</w:t>
+      </w:r>
+    </w:p>
+    <w:p>
+      <w:pPr>
+        <w:pStyle w:val="3"/>
+      </w:pPr>
+      <w:r>
+        <w:rPr>
+          <w:rFonts w:hint="eastAsia"/>
+        </w:rPr>
+        <w:t>网络与发现</w:t>
+      </w:r>
+    </w:p>
+    <w:p>
+      <w:pPr>
+        <w:pStyle w:val="4"/>
+      </w:pPr>
+      <w:r>
+        <w:rPr>
+          <w:rFonts w:hint="eastAsia"/>
+        </w:rPr>
+        <w:t>网络模型</w:t>
+      </w:r>
+    </w:p>
+    <w:p>
+      <w:pPr>
+        <w:pStyle w:val="4"/>
+      </w:pPr>
+      <w:r>
+        <w:rPr>
+          <w:rFonts w:hint="eastAsia"/>
+        </w:rPr>
+        <w:t xml:space="preserve">Gateway </w:t>
+      </w:r>
+      <w:r>
+        <w:rPr>
+          <w:rFonts w:hint="eastAsia"/>
+        </w:rPr>
+        <w:t>网关拥有的配对</w:t>
+      </w:r>
+    </w:p>
+    <w:p>
+      <w:pPr>
+        <w:pStyle w:val="4"/>
+      </w:pPr>
+      <w:r>
+        <w:rPr>
+          <w:rFonts w:hint="eastAsia"/>
+        </w:rPr>
+        <w:t>设备发现和传输协议</w:t>
+      </w:r>
+    </w:p>
+    <w:p>
+      <w:pPr>
+        <w:pStyle w:val="4"/>
+      </w:pPr>
+      <w:r>
+        <w:rPr>
+          <w:rFonts w:hint="eastAsia"/>
+        </w:rPr>
+        <w:t xml:space="preserve">Bonjour </w:t>
+      </w:r>
+      <w:r>
+        <w:rPr>
+          <w:rFonts w:hint="eastAsia"/>
+        </w:rPr>
+        <w:t>设备发现</w:t>
+      </w:r>
+    </w:p>
+    <w:p>
+      <w:pPr>
+        <w:pStyle w:val="2"/>
+      </w:pPr>
+      <w:r>
+        <w:rPr>
+          <w:rFonts w:hint="eastAsia"/>
+        </w:rPr>
+        <w:t>远程访问</w:t>
+      </w:r>
+    </w:p>
+    <w:p>
+      <w:pPr>
+        <w:pStyle w:val="3"/>
+      </w:pPr>
+      <w:r>
+        <w:rPr>
+          <w:rFonts w:hint="eastAsia"/>
+        </w:rPr>
+        <w:t>远程访问</w:t>
+      </w:r>
+    </w:p>
+    <w:p>
+      <w:pPr>
+        <w:pStyle w:val="3"/>
+      </w:pPr>
+      <w:r>
+        <w:rPr>
+          <w:rFonts w:hint="eastAsia"/>
+        </w:rPr>
+        <w:t>远程</w:t>
+      </w:r>
+      <w:r>
+        <w:rPr>
+          <w:rFonts w:hint="eastAsia"/>
+        </w:rPr>
+        <w:t xml:space="preserve"> Gateway </w:t>
+      </w:r>
+      <w:r>
+        <w:rPr>
+          <w:rFonts w:hint="eastAsia"/>
+        </w:rPr>
+        <w:t>网关设置</w:t>
+      </w:r>
+    </w:p>
+    <w:p>
+      <w:pPr>
+        <w:pStyle w:val="3"/>
+      </w:pPr>
+      <w:r>
+        <w:t>Tailscale</w:t>
+      </w:r>
+    </w:p>
+    <w:p>
+      <w:pPr>
+        <w:pStyle w:val="2"/>
+      </w:pPr>
+      <w:r>
+        <w:rPr>
+          <w:rFonts w:hint="eastAsia"/>
+        </w:rPr>
+        <w:t>运维</w:t>
+      </w:r>
+    </w:p>
+    <w:p>
+      <w:pPr>
+        <w:pStyle w:val="3"/>
+      </w:pPr>
+      <w:r>
+        <w:rPr>
+          <w:rFonts w:hint="eastAsia"/>
+        </w:rPr>
+        <w:t>网络</w:t>
+      </w:r>
+    </w:p>
+    <w:p>
+      <w:pPr>
+        <w:pStyle w:val="3"/>
+      </w:pPr>
+      <w:r>
+        <w:rPr>
+          <w:rFonts w:hint="eastAsia"/>
+        </w:rPr>
+        <w:t>日志记录</w:t>
+      </w:r>
+    </w:p>
+    <w:p>
+      <w:pPr>
+        <w:pStyle w:val="2"/>
+      </w:pPr>
+      <w:r>
+        <w:rPr>
+          <w:rFonts w:hint="eastAsia"/>
+        </w:rPr>
+        <w:t>安全</w:t>
+      </w:r>
+    </w:p>
+    <w:p>
+      <w:pPr>
+        <w:pStyle w:val="3"/>
+      </w:pPr>
+      <w:r>
+        <w:rPr>
+          <w:rFonts w:hint="eastAsia"/>
+        </w:rPr>
+        <w:t>形式化验证（安全模型）</w:t>
+      </w:r>
+    </w:p>
+    <w:p>
+      <w:pPr>
+        <w:pStyle w:val="2"/>
+      </w:pPr>
+      <w:r>
+        <w:rPr>
+          <w:rFonts w:hint="eastAsia"/>
+        </w:rPr>
+        <w:t xml:space="preserve">Web </w:t>
+      </w:r>
+      <w:r>
+        <w:rPr>
+          <w:rFonts w:hint="eastAsia"/>
+        </w:rPr>
+        <w:t>界面</w:t>
+      </w:r>
+    </w:p>
+    <w:p>
+      <w:pPr>
+        <w:pStyle w:val="3"/>
+      </w:pPr>
+      <w:r>
+        <w:t>Web</w:t>
+      </w:r>
+    </w:p>
+    <w:p>
+      <w:pPr>
+        <w:pStyle w:val="3"/>
+      </w:pPr>
+      <w:r>
+        <w:t>Control UI</w:t>
+      </w:r>
+    </w:p>
+    <w:p>
+      <w:pPr>
+        <w:pStyle w:val="3"/>
+      </w:pPr>
+      <w:r>
+        <w:rPr>
+          <w:rFonts w:hint="eastAsia"/>
+        </w:rPr>
+        <w:t>仪表盘</w:t>
+      </w:r>
+    </w:p>
+    <w:p>
+      <w:pPr>
+        <w:pStyle w:val="3"/>
+      </w:pPr>
+      <w:r>
+        <w:rPr>
+          <w:rFonts w:hint="eastAsia"/>
+        </w:rPr>
+        <w:t>网页聊天</w:t>
+      </w:r>
+    </w:p>
+    <w:p>
+      <w:pPr>
+        <w:pStyle w:val="3"/>
+      </w:pPr>
+      <w:r>
+        <w:rPr>
+          <w:rFonts w:hint="eastAsia"/>
+        </w:rPr>
+        <w:t>终端用户界面</w:t>
+      </w:r>
+    </w:p>
+    <w:p>
+      <w:pPr>
+        <w:pStyle w:val="1"/>
+      </w:pPr>
+      <w:r>
+        <w:rPr>
+          <w:rFonts w:hint="eastAsia"/>
+        </w:rPr>
+        <w:t>参考</w:t>
+      </w:r>
+      <w:r>
+        <w:rPr>
+          <w:rFonts w:hint="eastAsia"/>
+        </w:rPr>
+        <w:t>/</w:t>
+      </w:r>
+      <w:r>
+        <w:rPr>
+          <w:rFonts w:hint="eastAsia"/>
+        </w:rPr>
+        <w:t>使用</w:t>
+      </w:r>
+    </w:p>
+    <w:p>
+      <w:pPr>
+        <w:pStyle w:val="2"/>
       </w:pPr>
       <w:r>
         <w:rPr>
@@ -6218,363 +6726,12 @@
         <w:rPr>
           <w:rFonts w:hint="eastAsia"/>
         </w:rPr>
-        <w:t>后端</w:t>
-      </w:r>
-    </w:p>
-    <w:p>
-      <w:pPr>
-        <w:pStyle w:val="4"/>
-        <w:rPr>
-          <w:rFonts w:hint="eastAsia"/>
-        </w:rPr>
-      </w:pPr>
-      <w:r>
-        <w:rPr>
-          <w:rFonts w:hint="eastAsia"/>
-        </w:rPr>
-        <w:t>本地模型</w:t>
-      </w:r>
-    </w:p>
-    <w:p>
-      <w:pPr>
-        <w:pStyle w:val="3"/>
-      </w:pPr>
-      <w:r>
-        <w:rPr>
-          <w:rFonts w:hint="eastAsia"/>
-        </w:rPr>
-        <w:t>网络与发现</w:t>
-      </w:r>
-    </w:p>
-    <w:p>
-      <w:pPr>
-        <w:pStyle w:val="4"/>
-        <w:rPr>
-          <w:rFonts w:hint="eastAsia"/>
-        </w:rPr>
-      </w:pPr>
-      <w:r>
-        <w:rPr>
-          <w:rFonts w:hint="eastAsia"/>
-        </w:rPr>
-        <w:t>网络模型</w:t>
-      </w:r>
-    </w:p>
-    <w:p>
-      <w:pPr>
-        <w:pStyle w:val="4"/>
-        <w:rPr>
-          <w:rFonts w:hint="eastAsia"/>
-        </w:rPr>
-      </w:pPr>
-      <w:r>
-        <w:rPr>
-          <w:rFonts w:hint="eastAsia"/>
-        </w:rPr>
-        <w:t xml:space="preserve">Gateway </w:t>
-      </w:r>
-      <w:r>
-        <w:rPr>
-          <w:rFonts w:hint="eastAsia"/>
-        </w:rPr>
-        <w:t>网关拥有的配对</w:t>
-      </w:r>
-    </w:p>
-    <w:p>
-      <w:pPr>
-        <w:pStyle w:val="4"/>
-        <w:rPr>
-          <w:rFonts w:hint="eastAsia"/>
-        </w:rPr>
-      </w:pPr>
-      <w:r>
-        <w:rPr>
-          <w:rFonts w:hint="eastAsia"/>
-        </w:rPr>
-        <w:t>设备发现和传输协议</w:t>
-      </w:r>
-    </w:p>
-    <w:p>
-      <w:pPr>
-        <w:pStyle w:val="4"/>
-        <w:rPr>
-          <w:rFonts w:hint="eastAsia"/>
-        </w:rPr>
-      </w:pPr>
-      <w:r>
-        <w:rPr>
-          <w:rFonts w:hint="eastAsia"/>
-        </w:rPr>
-        <w:t xml:space="preserve">Bonjour </w:t>
-      </w:r>
-      <w:r>
-        <w:rPr>
-          <w:rFonts w:hint="eastAsia"/>
-        </w:rPr>
-        <w:t>设备发现</w:t>
-      </w:r>
-    </w:p>
-    <w:p>
-      <w:pPr>
-        <w:pStyle w:val="2"/>
-        <w:rPr>
-          <w:rFonts w:hint="eastAsia"/>
-        </w:rPr>
-      </w:pPr>
-      <w:r>
-        <w:rPr>
-          <w:rFonts w:hint="eastAsia"/>
-        </w:rPr>
-        <w:t>远程访问</w:t>
-      </w:r>
-    </w:p>
-    <w:p>
-      <w:pPr>
-        <w:pStyle w:val="3"/>
-        <w:rPr>
-          <w:rFonts w:hint="eastAsia"/>
-        </w:rPr>
-      </w:pPr>
-      <w:r>
-        <w:rPr>
-          <w:rFonts w:hint="eastAsia"/>
-        </w:rPr>
-        <w:t>远程访问</w:t>
-      </w:r>
-    </w:p>
-    <w:p>
-      <w:pPr>
-        <w:pStyle w:val="3"/>
-        <w:rPr>
-          <w:rFonts w:hint="eastAsia"/>
-        </w:rPr>
-      </w:pPr>
-      <w:r>
-        <w:rPr>
-          <w:rFonts w:hint="eastAsia"/>
-        </w:rPr>
-        <w:t>远程</w:t>
-      </w:r>
-      <w:r>
-        <w:rPr>
-          <w:rFonts w:hint="eastAsia"/>
-        </w:rPr>
-        <w:t xml:space="preserve"> Gateway </w:t>
-      </w:r>
-      <w:r>
-        <w:rPr>
-          <w:rFonts w:hint="eastAsia"/>
-        </w:rPr>
-        <w:t>网关设置</w:t>
-      </w:r>
-    </w:p>
-    <w:p>
-      <w:pPr>
-        <w:pStyle w:val="3"/>
-      </w:pPr>
-      <w:proofErr w:type="spellStart"/>
-      <w:r>
-        <w:t>Tailscale</w:t>
-      </w:r>
-      <w:proofErr w:type="spellEnd"/>
-    </w:p>
-    <w:p>
-      <w:pPr>
-        <w:pStyle w:val="2"/>
-        <w:rPr>
-          <w:rFonts w:hint="eastAsia"/>
-        </w:rPr>
-      </w:pPr>
-      <w:r>
-        <w:rPr>
-          <w:rFonts w:hint="eastAsia"/>
-        </w:rPr>
-        <w:t>运维</w:t>
-      </w:r>
-    </w:p>
-    <w:p>
-      <w:pPr>
-        <w:pStyle w:val="3"/>
-        <w:rPr>
-          <w:rFonts w:hint="eastAsia"/>
-        </w:rPr>
-      </w:pPr>
-      <w:r>
-        <w:rPr>
-          <w:rFonts w:hint="eastAsia"/>
-        </w:rPr>
-        <w:t>网络</w:t>
-      </w:r>
-    </w:p>
-    <w:p>
-      <w:pPr>
-        <w:pStyle w:val="3"/>
-        <w:rPr>
-          <w:rFonts w:hint="eastAsia"/>
-        </w:rPr>
-      </w:pPr>
-      <w:r>
-        <w:rPr>
-          <w:rFonts w:hint="eastAsia"/>
-        </w:rPr>
-        <w:t>日志记录</w:t>
-      </w:r>
-    </w:p>
-    <w:p>
-      <w:pPr>
-        <w:pStyle w:val="2"/>
-        <w:rPr>
-          <w:rFonts w:hint="eastAsia"/>
-        </w:rPr>
-      </w:pPr>
-      <w:r>
-        <w:rPr>
-          <w:rFonts w:hint="eastAsia"/>
-        </w:rPr>
-        <w:t>安全</w:t>
-      </w:r>
-    </w:p>
-    <w:p>
-      <w:pPr>
-        <w:pStyle w:val="3"/>
-        <w:rPr>
-          <w:rFonts w:hint="eastAsia"/>
-        </w:rPr>
-      </w:pPr>
-      <w:r>
-        <w:rPr>
-          <w:rFonts w:hint="eastAsia"/>
-        </w:rPr>
-        <w:t>形式化验证（安全模型）</w:t>
-      </w:r>
-    </w:p>
-    <w:p>
-      <w:pPr>
-        <w:pStyle w:val="2"/>
-        <w:rPr>
-          <w:rFonts w:hint="eastAsia"/>
-        </w:rPr>
-      </w:pPr>
-      <w:r>
-        <w:rPr>
-          <w:rFonts w:hint="eastAsia"/>
-        </w:rPr>
-        <w:t xml:space="preserve">Web </w:t>
-      </w:r>
-      <w:r>
-        <w:rPr>
-          <w:rFonts w:hint="eastAsia"/>
-        </w:rPr>
-        <w:t>界面</w:t>
-      </w:r>
-    </w:p>
-    <w:p>
-      <w:pPr>
-        <w:pStyle w:val="3"/>
-      </w:pPr>
-      <w:r>
-        <w:t>Web</w:t>
-      </w:r>
-    </w:p>
-    <w:p>
-      <w:pPr>
-        <w:pStyle w:val="3"/>
-      </w:pPr>
-      <w:r>
-        <w:t>Control UI</w:t>
-      </w:r>
-    </w:p>
-    <w:p>
-      <w:pPr>
-        <w:pStyle w:val="3"/>
-        <w:rPr>
-          <w:rFonts w:hint="eastAsia"/>
-        </w:rPr>
-      </w:pPr>
-      <w:r>
-        <w:rPr>
-          <w:rFonts w:hint="eastAsia"/>
-        </w:rPr>
-        <w:t>仪表盘</w:t>
-      </w:r>
-    </w:p>
-    <w:p>
-      <w:pPr>
-        <w:pStyle w:val="3"/>
-        <w:rPr>
-          <w:rFonts w:hint="eastAsia"/>
-        </w:rPr>
-      </w:pPr>
-      <w:r>
-        <w:rPr>
-          <w:rFonts w:hint="eastAsia"/>
-        </w:rPr>
-        <w:t>网页聊天</w:t>
-      </w:r>
-    </w:p>
-    <w:p>
-      <w:pPr>
-        <w:pStyle w:val="3"/>
-        <w:rPr>
-          <w:rFonts w:hint="eastAsia"/>
-        </w:rPr>
-      </w:pPr>
-      <w:r>
-        <w:rPr>
-          <w:rFonts w:hint="eastAsia"/>
-        </w:rPr>
-        <w:t>终端用户界面</w:t>
-      </w:r>
-    </w:p>
-    <w:p>
-      <w:pPr>
-        <w:pStyle w:val="1"/>
-      </w:pPr>
-      <w:r>
-        <w:rPr>
-          <w:rFonts w:hint="eastAsia"/>
-        </w:rPr>
-        <w:t>参考</w:t>
-      </w:r>
-      <w:r>
-        <w:rPr>
-          <w:rFonts w:hint="eastAsia"/>
-        </w:rPr>
-        <w:t>/</w:t>
-      </w:r>
-      <w:r>
-        <w:rPr>
-          <w:rFonts w:hint="eastAsia"/>
-        </w:rPr>
-        <w:t>使用</w:t>
-      </w:r>
-    </w:p>
-    <w:p>
-      <w:pPr>
-        <w:pStyle w:val="2"/>
-        <w:rPr>
-          <w:rFonts w:hint="eastAsia"/>
-        </w:rPr>
-      </w:pPr>
-      <w:r>
-        <w:rPr>
-          <w:rFonts w:hint="eastAsia"/>
-        </w:rPr>
-        <w:t xml:space="preserve">CLI </w:t>
-      </w:r>
-      <w:r>
-        <w:rPr>
-          <w:rFonts w:hint="eastAsia"/>
-        </w:rPr>
         <w:t>命令</w:t>
       </w:r>
     </w:p>
     <w:p>
       <w:pPr>
         <w:pStyle w:val="3"/>
-        <w:rPr>
-          <w:rFonts w:hint="eastAsia"/>
-        </w:rPr>
       </w:pPr>
       <w:r>
         <w:rPr>
@@ -6601,9 +6758,6 @@
     <w:p>
       <w:pPr>
         <w:pStyle w:val="3"/>
-        <w:rPr>
-          <w:rFonts w:hint="eastAsia"/>
-        </w:rPr>
       </w:pPr>
       <w:r>
         <w:rPr>
@@ -6615,9 +6769,6 @@
     <w:p>
       <w:pPr>
         <w:pStyle w:val="3"/>
-        <w:rPr>
-          <w:rFonts w:hint="eastAsia"/>
-        </w:rPr>
       </w:pPr>
       <w:r>
         <w:rPr>
@@ -6629,9 +6780,6 @@
     <w:p>
       <w:pPr>
         <w:pStyle w:val="3"/>
-        <w:rPr>
-          <w:rFonts w:hint="eastAsia"/>
-        </w:rPr>
       </w:pPr>
       <w:r>
         <w:rPr>
@@ -6643,9 +6791,6 @@
     <w:p>
       <w:pPr>
         <w:pStyle w:val="3"/>
-        <w:rPr>
-          <w:rFonts w:hint="eastAsia"/>
-        </w:rPr>
       </w:pPr>
       <w:r>
         <w:rPr>
@@ -6657,9 +6802,6 @@
     <w:p>
       <w:pPr>
         <w:pStyle w:val="3"/>
-        <w:rPr>
-          <w:rFonts w:hint="eastAsia"/>
-        </w:rPr>
       </w:pPr>
       <w:r>
         <w:rPr>
@@ -6679,9 +6821,6 @@
     <w:p>
       <w:pPr>
         <w:pStyle w:val="3"/>
-        <w:rPr>
-          <w:rFonts w:hint="eastAsia"/>
-        </w:rPr>
       </w:pPr>
       <w:r>
         <w:rPr>
@@ -6701,9 +6840,6 @@
     <w:p>
       <w:pPr>
         <w:pStyle w:val="3"/>
-        <w:rPr>
-          <w:rFonts w:hint="eastAsia"/>
-        </w:rPr>
       </w:pPr>
       <w:r>
         <w:rPr>
@@ -6715,9 +6851,6 @@
     <w:p>
       <w:pPr>
         <w:pStyle w:val="3"/>
-        <w:rPr>
-          <w:rFonts w:hint="eastAsia"/>
-        </w:rPr>
       </w:pPr>
       <w:r>
         <w:rPr>
@@ -6729,9 +6862,6 @@
     <w:p>
       <w:pPr>
         <w:pStyle w:val="3"/>
-        <w:rPr>
-          <w:rFonts w:hint="eastAsia"/>
-        </w:rPr>
       </w:pPr>
       <w:r>
         <w:rPr>
@@ -6751,9 +6881,6 @@
     <w:p>
       <w:pPr>
         <w:pStyle w:val="3"/>
-        <w:rPr>
-          <w:rFonts w:hint="eastAsia"/>
-        </w:rPr>
       </w:pPr>
       <w:r>
         <w:rPr>
@@ -6781,9 +6908,6 @@
     <w:p>
       <w:pPr>
         <w:pStyle w:val="3"/>
-        <w:rPr>
-          <w:rFonts w:hint="eastAsia"/>
-        </w:rPr>
       </w:pPr>
       <w:r>
         <w:rPr>
@@ -6795,9 +6919,6 @@
     <w:p>
       <w:pPr>
         <w:pStyle w:val="3"/>
-        <w:rPr>
-          <w:rFonts w:hint="eastAsia"/>
-        </w:rPr>
       </w:pPr>
       <w:r>
         <w:rPr>
@@ -6809,9 +6930,6 @@
     <w:p>
       <w:pPr>
         <w:pStyle w:val="3"/>
-        <w:rPr>
-          <w:rFonts w:hint="eastAsia"/>
-        </w:rPr>
       </w:pPr>
       <w:r>
         <w:rPr>
@@ -6823,9 +6941,6 @@
     <w:p>
       <w:pPr>
         <w:pStyle w:val="3"/>
-        <w:rPr>
-          <w:rFonts w:hint="eastAsia"/>
-        </w:rPr>
       </w:pPr>
       <w:r>
         <w:rPr>
@@ -6837,9 +6952,6 @@
     <w:p>
       <w:pPr>
         <w:pStyle w:val="3"/>
-        <w:rPr>
-          <w:rFonts w:hint="eastAsia"/>
-        </w:rPr>
       </w:pPr>
       <w:r>
         <w:rPr>
@@ -6859,9 +6971,6 @@
     <w:p>
       <w:pPr>
         <w:pStyle w:val="3"/>
-        <w:rPr>
-          <w:rFonts w:hint="eastAsia"/>
-        </w:rPr>
       </w:pPr>
       <w:r>
         <w:rPr>
@@ -6873,9 +6982,6 @@
     <w:p>
       <w:pPr>
         <w:pStyle w:val="3"/>
-        <w:rPr>
-          <w:rFonts w:hint="eastAsia"/>
-        </w:rPr>
       </w:pPr>
       <w:r>
         <w:rPr>
@@ -6887,9 +6993,6 @@
     <w:p>
       <w:pPr>
         <w:pStyle w:val="3"/>
-        <w:rPr>
-          <w:rFonts w:hint="eastAsia"/>
-        </w:rPr>
       </w:pPr>
       <w:r>
         <w:rPr>
@@ -6901,9 +7004,6 @@
     <w:p>
       <w:pPr>
         <w:pStyle w:val="3"/>
-        <w:rPr>
-          <w:rFonts w:hint="eastAsia"/>
-        </w:rPr>
       </w:pPr>
       <w:r>
         <w:rPr>
@@ -6923,9 +7023,6 @@
     <w:p>
       <w:pPr>
         <w:pStyle w:val="3"/>
-        <w:rPr>
-          <w:rFonts w:hint="eastAsia"/>
-        </w:rPr>
       </w:pPr>
       <w:r>
         <w:rPr>
@@ -6937,9 +7034,6 @@
     <w:p>
       <w:pPr>
         <w:pStyle w:val="3"/>
-        <w:rPr>
-          <w:rFonts w:hint="eastAsia"/>
-        </w:rPr>
       </w:pPr>
       <w:r>
         <w:rPr>
@@ -6957,9 +7051,6 @@
     <w:p>
       <w:pPr>
         <w:pStyle w:val="3"/>
-        <w:rPr>
-          <w:rFonts w:hint="eastAsia"/>
-        </w:rPr>
       </w:pPr>
       <w:r>
         <w:rPr>
@@ -6972,9 +7063,6 @@
     <w:p>
       <w:pPr>
         <w:pStyle w:val="3"/>
-        <w:rPr>
-          <w:rFonts w:hint="eastAsia"/>
-        </w:rPr>
       </w:pPr>
       <w:r>
         <w:rPr>
@@ -6986,9 +7074,6 @@
     <w:p>
       <w:pPr>
         <w:pStyle w:val="3"/>
-        <w:rPr>
-          <w:rFonts w:hint="eastAsia"/>
-        </w:rPr>
       </w:pPr>
       <w:r>
         <w:rPr>
@@ -7009,21 +7094,13 @@
       <w:pPr>
         <w:pStyle w:val="3"/>
       </w:pPr>
-      <w:proofErr w:type="spellStart"/>
-      <w:r>
-        <w:t>openclaw</w:t>
-      </w:r>
-      <w:proofErr w:type="spellEnd"/>
-      <w:r>
-        <w:t xml:space="preserve"> status</w:t>
-      </w:r>
-    </w:p>
-    <w:p>
-      <w:pPr>
-        <w:pStyle w:val="3"/>
-        <w:rPr>
-          <w:rFonts w:hint="eastAsia"/>
-        </w:rPr>
+      <w:r>
+        <w:t>openclaw status</w:t>
+      </w:r>
+    </w:p>
+    <w:p>
+      <w:pPr>
+        <w:pStyle w:val="3"/>
       </w:pPr>
       <w:r>
         <w:rPr>
@@ -7035,9 +7112,6 @@
     <w:p>
       <w:pPr>
         <w:pStyle w:val="3"/>
-        <w:rPr>
-          <w:rFonts w:hint="eastAsia"/>
-        </w:rPr>
       </w:pPr>
       <w:r>
         <w:rPr>
@@ -7049,9 +7123,6 @@
     <w:p>
       <w:pPr>
         <w:pStyle w:val="3"/>
-        <w:rPr>
-          <w:rFonts w:hint="eastAsia"/>
-        </w:rPr>
       </w:pPr>
       <w:r>
         <w:rPr>
@@ -7063,9 +7134,6 @@
     <w:p>
       <w:pPr>
         <w:pStyle w:val="3"/>
-        <w:rPr>
-          <w:rFonts w:hint="eastAsia"/>
-        </w:rPr>
       </w:pPr>
       <w:r>
         <w:rPr>
@@ -7077,9 +7145,6 @@
     <w:p>
       <w:pPr>
         <w:pStyle w:val="3"/>
-        <w:rPr>
-          <w:rFonts w:hint="eastAsia"/>
-        </w:rPr>
       </w:pPr>
       <w:r>
         <w:rPr>
@@ -7091,9 +7156,6 @@
     <w:p>
       <w:pPr>
         <w:pStyle w:val="3"/>
-        <w:rPr>
-          <w:rFonts w:hint="eastAsia"/>
-        </w:rPr>
       </w:pPr>
       <w:r>
         <w:rPr>
@@ -7105,9 +7167,6 @@
     <w:p>
       <w:pPr>
         <w:pStyle w:val="2"/>
-        <w:rPr>
-          <w:rFonts w:hint="eastAsia"/>
-        </w:rPr>
       </w:pPr>
       <w:r>
         <w:rPr>
@@ -7131,9 +7190,6 @@
     <w:p>
       <w:pPr>
         <w:pStyle w:val="3"/>
-        <w:rPr>
-          <w:rFonts w:hint="eastAsia"/>
-        </w:rPr>
       </w:pPr>
       <w:r>
         <w:rPr>
@@ -7151,9 +7207,6 @@
     <w:p>
       <w:pPr>
         <w:pStyle w:val="3"/>
-        <w:rPr>
-          <w:rFonts w:hint="eastAsia"/>
-        </w:rPr>
       </w:pPr>
       <w:r>
         <w:rPr>
@@ -7165,9 +7218,6 @@
     <w:p>
       <w:pPr>
         <w:pStyle w:val="2"/>
-        <w:rPr>
-          <w:rFonts w:hint="eastAsia"/>
-        </w:rPr>
       </w:pPr>
       <w:r>
         <w:rPr>
@@ -7179,9 +7229,6 @@
     <w:p>
       <w:pPr>
         <w:pStyle w:val="3"/>
-        <w:rPr>
-          <w:rFonts w:hint="eastAsia"/>
-        </w:rPr>
       </w:pPr>
       <w:r>
         <w:rPr>
@@ -7199,9 +7246,6 @@
     <w:p>
       <w:pPr>
         <w:pStyle w:val="3"/>
-        <w:rPr>
-          <w:rFonts w:hint="eastAsia"/>
-        </w:rPr>
       </w:pPr>
       <w:r>
         <w:rPr>
@@ -7219,9 +7263,6 @@
     <w:p>
       <w:pPr>
         <w:pStyle w:val="3"/>
-        <w:rPr>
-          <w:rFonts w:hint="eastAsia"/>
-        </w:rPr>
       </w:pPr>
       <w:r>
         <w:rPr>
@@ -7239,9 +7280,6 @@
     <w:p>
       <w:pPr>
         <w:pStyle w:val="3"/>
-        <w:rPr>
-          <w:rFonts w:hint="eastAsia"/>
-        </w:rPr>
       </w:pPr>
       <w:r>
         <w:rPr>
@@ -7259,9 +7297,6 @@
     <w:p>
       <w:pPr>
         <w:pStyle w:val="3"/>
-        <w:rPr>
-          <w:rFonts w:hint="eastAsia"/>
-        </w:rPr>
       </w:pPr>
       <w:r>
         <w:rPr>
@@ -7279,9 +7314,6 @@
     <w:p>
       <w:pPr>
         <w:pStyle w:val="3"/>
-        <w:rPr>
-          <w:rFonts w:hint="eastAsia"/>
-        </w:rPr>
       </w:pPr>
       <w:r>
         <w:rPr>
@@ -7299,9 +7331,6 @@
     <w:p>
       <w:pPr>
         <w:pStyle w:val="3"/>
-        <w:rPr>
-          <w:rFonts w:hint="eastAsia"/>
-        </w:rPr>
       </w:pPr>
       <w:r>
         <w:rPr>
@@ -7319,9 +7348,6 @@
     <w:p>
       <w:pPr>
         <w:pStyle w:val="3"/>
-        <w:rPr>
-          <w:rFonts w:hint="eastAsia"/>
-        </w:rPr>
       </w:pPr>
       <w:r>
         <w:rPr>
@@ -7339,9 +7365,6 @@
     <w:p>
       <w:pPr>
         <w:pStyle w:val="3"/>
-        <w:rPr>
-          <w:rFonts w:hint="eastAsia"/>
-        </w:rPr>
       </w:pPr>
       <w:r>
         <w:rPr>
@@ -7359,9 +7382,6 @@
     <w:p>
       <w:pPr>
         <w:pStyle w:val="2"/>
-        <w:rPr>
-          <w:rFonts w:hint="eastAsia"/>
-        </w:rPr>
       </w:pPr>
       <w:r>
         <w:rPr>
@@ -7381,9 +7401,6 @@
     <w:p>
       <w:pPr>
         <w:pStyle w:val="3"/>
-        <w:rPr>
-          <w:rFonts w:hint="eastAsia"/>
-        </w:rPr>
       </w:pPr>
       <w:r>
         <w:rPr>
@@ -7401,9 +7418,6 @@
     <w:p>
       <w:pPr>
         <w:pStyle w:val="3"/>
-        <w:rPr>
-          <w:rFonts w:hint="eastAsia"/>
-        </w:rPr>
       </w:pPr>
       <w:r>
         <w:rPr>
@@ -7421,9 +7435,6 @@
     <w:p>
       <w:pPr>
         <w:pStyle w:val="3"/>
-        <w:rPr>
-          <w:rFonts w:hint="eastAsia"/>
-        </w:rPr>
       </w:pPr>
       <w:r>
         <w:rPr>
@@ -7435,9 +7446,6 @@
     <w:p>
       <w:pPr>
         <w:pStyle w:val="3"/>
-        <w:rPr>
-          <w:rFonts w:hint="eastAsia"/>
-        </w:rPr>
       </w:pPr>
       <w:r>
         <w:rPr>
@@ -7450,9 +7458,6 @@
     <w:p>
       <w:pPr>
         <w:pStyle w:val="2"/>
-        <w:rPr>
-          <w:rFonts w:hint="eastAsia"/>
-        </w:rPr>
       </w:pPr>
       <w:r>
         <w:rPr>
@@ -7465,18 +7470,13 @@
       <w:pPr>
         <w:pStyle w:val="3"/>
       </w:pPr>
-      <w:proofErr w:type="spellStart"/>
       <w:r>
         <w:t>TypeBox</w:t>
       </w:r>
-      <w:proofErr w:type="spellEnd"/>
-    </w:p>
-    <w:p>
-      <w:pPr>
-        <w:pStyle w:val="3"/>
-        <w:rPr>
-          <w:rFonts w:hint="eastAsia"/>
-        </w:rPr>
+    </w:p>
+    <w:p>
+      <w:pPr>
+        <w:pStyle w:val="3"/>
       </w:pPr>
       <w:r>
         <w:rPr>
@@ -7494,9 +7494,6 @@
     <w:p>
       <w:pPr>
         <w:pStyle w:val="3"/>
-        <w:rPr>
-          <w:rFonts w:hint="eastAsia"/>
-        </w:rPr>
       </w:pPr>
       <w:r>
         <w:rPr>
@@ -7508,9 +7505,6 @@
     <w:p>
       <w:pPr>
         <w:pStyle w:val="3"/>
-        <w:rPr>
-          <w:rFonts w:hint="eastAsia"/>
-        </w:rPr>
       </w:pPr>
       <w:r>
         <w:rPr>
@@ -7522,9 +7516,6 @@
     <w:p>
       <w:pPr>
         <w:pStyle w:val="3"/>
-        <w:rPr>
-          <w:rFonts w:hint="eastAsia"/>
-        </w:rPr>
       </w:pPr>
       <w:r>
         <w:rPr>
@@ -7536,9 +7527,6 @@
     <w:p>
       <w:pPr>
         <w:pStyle w:val="2"/>
-        <w:rPr>
-          <w:rFonts w:hint="eastAsia"/>
-        </w:rPr>
       </w:pPr>
       <w:r>
         <w:rPr>
@@ -7550,9 +7538,6 @@
     <w:p>
       <w:pPr>
         <w:pStyle w:val="3"/>
-        <w:rPr>
-          <w:rFonts w:hint="eastAsia"/>
-        </w:rPr>
       </w:pPr>
       <w:r>
         <w:rPr>
@@ -7564,9 +7549,6 @@
     <w:p>
       <w:pPr>
         <w:pStyle w:val="3"/>
-        <w:rPr>
-          <w:rFonts w:hint="eastAsia"/>
-        </w:rPr>
       </w:pPr>
       <w:r>
         <w:rPr>
